--- a/Documents/Chapter 8.docx
+++ b/Documents/Chapter 8.docx
@@ -19,6 +19,22 @@
         </w:rPr>
         <w:t>8-1</w:t>
       </w:r>
+      <w:r>
+        <w:rPr>
+          <w:rFonts w:ascii="Times New Roman" w:eastAsia="標楷體" w:hAnsi="Times New Roman" w:hint="eastAsia"/>
+          <w:b/>
+          <w:bCs/>
+        </w:rPr>
+        <w:t xml:space="preserve"> </w:t>
+      </w:r>
+      <w:r>
+        <w:rPr>
+          <w:rFonts w:ascii="Times New Roman" w:eastAsia="標楷體" w:hAnsi="Times New Roman" w:hint="eastAsia"/>
+          <w:b/>
+          <w:bCs/>
+        </w:rPr>
+        <w:t>資料庫關聯表</w:t>
+      </w:r>
     </w:p>
     <w:p>
       <w:pPr>
@@ -36,6 +52,30 @@
           <w:bCs/>
         </w:rPr>
         <w:t>8-2</w:t>
+      </w:r>
+      <w:r>
+        <w:rPr>
+          <w:rFonts w:ascii="Times New Roman" w:eastAsia="標楷體" w:hAnsi="Times New Roman" w:hint="eastAsia"/>
+          <w:b/>
+          <w:bCs/>
+        </w:rPr>
+        <w:t xml:space="preserve"> </w:t>
+      </w:r>
+      <w:r>
+        <w:rPr>
+          <w:rFonts w:ascii="Times New Roman" w:eastAsia="標楷體" w:hAnsi="Times New Roman" w:hint="eastAsia"/>
+          <w:b/>
+          <w:bCs/>
+        </w:rPr>
+        <w:t>表格及其</w:t>
+      </w:r>
+      <w:r>
+        <w:rPr>
+          <w:rFonts w:ascii="Times New Roman" w:eastAsia="標楷體" w:hAnsi="Times New Roman" w:hint="eastAsia"/>
+          <w:b/>
+          <w:bCs/>
+        </w:rPr>
+        <w:t>META DATA</w:t>
       </w:r>
     </w:p>
     <w:sectPr>

--- a/Documents/Chapter 8.docx
+++ b/Documents/Chapter 8.docx
@@ -34,6 +34,58 @@
           <w:bCs/>
         </w:rPr>
         <w:t>資料庫關聯表</w:t>
+      </w:r>
+    </w:p>
+    <w:p>
+      <w:pPr>
+        <w:widowControl/>
+        <w:rPr>
+          <w:rFonts w:ascii="Times New Roman" w:eastAsia="標楷體" w:hAnsi="Times New Roman" w:hint="eastAsia"/>
+          <w:b/>
+          <w:bCs/>
+        </w:rPr>
+      </w:pPr>
+      <w:r>
+        <w:rPr>
+          <w:rFonts w:ascii="Times New Roman" w:eastAsia="標楷體" w:hAnsi="Times New Roman"/>
+          <w:b/>
+          <w:bCs/>
+        </w:rPr>
+        <w:drawing>
+          <wp:inline distT="0" distB="0" distL="0" distR="0" wp14:anchorId="14B257A8" wp14:editId="5DA5F3F2">
+            <wp:extent cx="6120130" cy="6865620"/>
+            <wp:effectExtent l="0" t="0" r="0" b="0"/>
+            <wp:docPr id="2099087911" name="圖片 1"/>
+            <wp:cNvGraphicFramePr>
+              <a:graphicFrameLocks xmlns:a="http://schemas.openxmlformats.org/drawingml/2006/main" noChangeAspect="1"/>
+            </wp:cNvGraphicFramePr>
+            <a:graphic xmlns:a="http://schemas.openxmlformats.org/drawingml/2006/main">
+              <a:graphicData uri="http://schemas.openxmlformats.org/drawingml/2006/picture">
+                <pic:pic xmlns:pic="http://schemas.openxmlformats.org/drawingml/2006/picture">
+                  <pic:nvPicPr>
+                    <pic:cNvPr id="2099087911" name=""/>
+                    <pic:cNvPicPr/>
+                  </pic:nvPicPr>
+                  <pic:blipFill>
+                    <a:blip r:embed="rId5"/>
+                    <a:stretch>
+                      <a:fillRect/>
+                    </a:stretch>
+                  </pic:blipFill>
+                  <pic:spPr>
+                    <a:xfrm>
+                      <a:off x="0" y="0"/>
+                      <a:ext cx="6120130" cy="6865620"/>
+                    </a:xfrm>
+                    <a:prstGeom prst="rect">
+                      <a:avLst/>
+                    </a:prstGeom>
+                  </pic:spPr>
+                </pic:pic>
+              </a:graphicData>
+            </a:graphic>
+          </wp:inline>
+        </w:drawing>
       </w:r>
     </w:p>
     <w:p>

--- a/Documents/Chapter 8.docx
+++ b/Documents/Chapter 8.docx
@@ -40,7 +40,7 @@
       <w:pPr>
         <w:widowControl/>
         <w:rPr>
-          <w:rFonts w:ascii="Times New Roman" w:eastAsia="標楷體" w:hAnsi="Times New Roman" w:hint="eastAsia"/>
+          <w:rFonts w:ascii="Times New Roman" w:eastAsia="標楷體" w:hAnsi="Times New Roman"/>
           <w:b/>
           <w:bCs/>
         </w:rPr>
@@ -52,10 +52,10 @@
           <w:bCs/>
         </w:rPr>
         <w:drawing>
-          <wp:inline distT="0" distB="0" distL="0" distR="0" wp14:anchorId="14B257A8" wp14:editId="5DA5F3F2">
-            <wp:extent cx="6120130" cy="6865620"/>
-            <wp:effectExtent l="0" t="0" r="0" b="0"/>
-            <wp:docPr id="2099087911" name="圖片 1"/>
+          <wp:inline distT="0" distB="0" distL="0" distR="0" wp14:anchorId="1C963F1D" wp14:editId="4DFEB298">
+            <wp:extent cx="6120130" cy="6468110"/>
+            <wp:effectExtent l="0" t="0" r="0" b="8890"/>
+            <wp:docPr id="1246751058" name="圖片 1"/>
             <wp:cNvGraphicFramePr>
               <a:graphicFrameLocks xmlns:a="http://schemas.openxmlformats.org/drawingml/2006/main" noChangeAspect="1"/>
             </wp:cNvGraphicFramePr>
@@ -63,7 +63,7 @@
               <a:graphicData uri="http://schemas.openxmlformats.org/drawingml/2006/picture">
                 <pic:pic xmlns:pic="http://schemas.openxmlformats.org/drawingml/2006/picture">
                   <pic:nvPicPr>
-                    <pic:cNvPr id="2099087911" name=""/>
+                    <pic:cNvPr id="1246751058" name=""/>
                     <pic:cNvPicPr/>
                   </pic:nvPicPr>
                   <pic:blipFill>
@@ -75,7 +75,7 @@
                   <pic:spPr>
                     <a:xfrm>
                       <a:off x="0" y="0"/>
-                      <a:ext cx="6120130" cy="6865620"/>
+                      <a:ext cx="6120130" cy="6468110"/>
                     </a:xfrm>
                     <a:prstGeom prst="rect">
                       <a:avLst/>
@@ -99,10 +99,29 @@
       </w:pPr>
       <w:r>
         <w:rPr>
+          <w:rFonts w:ascii="Times New Roman" w:eastAsia="標楷體" w:hAnsi="Times New Roman"/>
+          <w:b/>
+          <w:bCs/>
+        </w:rPr>
+        <w:br w:type="page"/>
+      </w:r>
+    </w:p>
+    <w:p>
+      <w:pPr>
+        <w:widowControl/>
+        <w:rPr>
+          <w:rFonts w:ascii="Times New Roman" w:eastAsia="標楷體" w:hAnsi="Times New Roman"/>
+          <w:b/>
+          <w:bCs/>
+        </w:rPr>
+      </w:pPr>
+      <w:r>
+        <w:rPr>
           <w:rFonts w:ascii="Times New Roman" w:eastAsia="標楷體" w:hAnsi="Times New Roman" w:hint="eastAsia"/>
           <w:b/>
           <w:bCs/>
         </w:rPr>
+        <w:lastRenderedPageBreak/>
         <w:t>8-2</w:t>
       </w:r>
       <w:r>
@@ -129,6 +148,2571 @@
         </w:rPr>
         <w:t>META DATA</w:t>
       </w:r>
+    </w:p>
+    <w:tbl>
+      <w:tblPr>
+        <w:tblW w:w="9078" w:type="dxa"/>
+        <w:tblCellMar>
+          <w:left w:w="0" w:type="dxa"/>
+          <w:right w:w="0" w:type="dxa"/>
+        </w:tblCellMar>
+        <w:tblLook w:val="04A0" w:firstRow="1" w:lastRow="0" w:firstColumn="1" w:lastColumn="0" w:noHBand="0" w:noVBand="1"/>
+      </w:tblPr>
+      <w:tblGrid>
+        <w:gridCol w:w="2205"/>
+        <w:gridCol w:w="1532"/>
+        <w:gridCol w:w="1286"/>
+        <w:gridCol w:w="1051"/>
+        <w:gridCol w:w="811"/>
+        <w:gridCol w:w="571"/>
+        <w:gridCol w:w="571"/>
+        <w:gridCol w:w="1051"/>
+      </w:tblGrid>
+      <w:tr>
+        <w:trPr>
+          <w:trHeight w:val="315"/>
+        </w:trPr>
+        <w:tc>
+          <w:tcPr>
+            <w:tcW w:w="0" w:type="auto"/>
+            <w:gridSpan w:val="8"/>
+            <w:tcBorders>
+              <w:top w:val="single" w:sz="6" w:space="0" w:color="CCCCCC"/>
+              <w:left w:val="single" w:sz="6" w:space="0" w:color="CCCCCC"/>
+              <w:bottom w:val="single" w:sz="6" w:space="0" w:color="CCCCCC"/>
+              <w:right w:val="single" w:sz="6" w:space="0" w:color="CCCCCC"/>
+            </w:tcBorders>
+            <w:tcMar>
+              <w:top w:w="30" w:type="dxa"/>
+              <w:left w:w="45" w:type="dxa"/>
+              <w:bottom w:w="30" w:type="dxa"/>
+              <w:right w:w="45" w:type="dxa"/>
+            </w:tcMar>
+            <w:vAlign w:val="bottom"/>
+          </w:tcPr>
+          <w:p>
+            <w:pPr>
+              <w:widowControl/>
+              <w:rPr>
+                <w:rFonts w:ascii="Times New Roman" w:eastAsia="標楷體" w:hAnsi="Times New Roman"/>
+                <w:b/>
+                <w:bCs/>
+              </w:rPr>
+            </w:pPr>
+            <w:r>
+              <w:rPr>
+                <w:rFonts w:ascii="Times New Roman" w:eastAsia="標楷體" w:hAnsi="Times New Roman"/>
+                <w:b/>
+                <w:bCs/>
+              </w:rPr>
+              <w:t xml:space="preserve">T01 user_account_data </w:t>
+            </w:r>
+            <w:r>
+              <w:rPr>
+                <w:rFonts w:ascii="Times New Roman" w:eastAsia="標楷體" w:hAnsi="Times New Roman"/>
+                <w:b/>
+                <w:bCs/>
+              </w:rPr>
+              <w:t>使用者帳戶資料表</w:t>
+            </w:r>
+          </w:p>
+        </w:tc>
+      </w:tr>
+      <w:tr>
+        <w:trPr>
+          <w:trHeight w:val="315"/>
+        </w:trPr>
+        <w:tc>
+          <w:tcPr>
+            <w:tcW w:w="0" w:type="auto"/>
+            <w:tcBorders>
+              <w:top w:val="single" w:sz="6" w:space="0" w:color="CCCCCC"/>
+              <w:left w:val="single" w:sz="6" w:space="0" w:color="CCCCCC"/>
+              <w:bottom w:val="single" w:sz="6" w:space="0" w:color="CCCCCC"/>
+              <w:right w:val="single" w:sz="6" w:space="0" w:color="CCCCCC"/>
+            </w:tcBorders>
+            <w:tcMar>
+              <w:top w:w="30" w:type="dxa"/>
+              <w:left w:w="45" w:type="dxa"/>
+              <w:bottom w:w="30" w:type="dxa"/>
+              <w:right w:w="45" w:type="dxa"/>
+            </w:tcMar>
+            <w:vAlign w:val="bottom"/>
+            <w:hideMark/>
+          </w:tcPr>
+          <w:p>
+            <w:pPr>
+              <w:widowControl/>
+              <w:rPr>
+                <w:rFonts w:ascii="Times New Roman" w:eastAsia="標楷體" w:hAnsi="Times New Roman"/>
+                <w:b/>
+                <w:bCs/>
+              </w:rPr>
+            </w:pPr>
+            <w:r>
+              <w:rPr>
+                <w:rFonts w:ascii="Times New Roman" w:eastAsia="標楷體" w:hAnsi="Times New Roman"/>
+                <w:b/>
+                <w:bCs/>
+              </w:rPr>
+              <w:t>欄位名稱</w:t>
+            </w:r>
+          </w:p>
+        </w:tc>
+        <w:tc>
+          <w:tcPr>
+            <w:tcW w:w="0" w:type="auto"/>
+            <w:tcBorders>
+              <w:top w:val="single" w:sz="6" w:space="0" w:color="CCCCCC"/>
+              <w:left w:val="single" w:sz="6" w:space="0" w:color="CCCCCC"/>
+              <w:bottom w:val="single" w:sz="6" w:space="0" w:color="CCCCCC"/>
+              <w:right w:val="single" w:sz="6" w:space="0" w:color="CCCCCC"/>
+            </w:tcBorders>
+            <w:tcMar>
+              <w:top w:w="30" w:type="dxa"/>
+              <w:left w:w="45" w:type="dxa"/>
+              <w:bottom w:w="30" w:type="dxa"/>
+              <w:right w:w="45" w:type="dxa"/>
+            </w:tcMar>
+            <w:vAlign w:val="bottom"/>
+            <w:hideMark/>
+          </w:tcPr>
+          <w:p>
+            <w:pPr>
+              <w:widowControl/>
+              <w:rPr>
+                <w:rFonts w:ascii="Times New Roman" w:eastAsia="標楷體" w:hAnsi="Times New Roman"/>
+                <w:b/>
+                <w:bCs/>
+              </w:rPr>
+            </w:pPr>
+            <w:r>
+              <w:rPr>
+                <w:rFonts w:ascii="Times New Roman" w:eastAsia="標楷體" w:hAnsi="Times New Roman"/>
+                <w:b/>
+                <w:bCs/>
+              </w:rPr>
+              <w:t>中文名稱</w:t>
+            </w:r>
+          </w:p>
+        </w:tc>
+        <w:tc>
+          <w:tcPr>
+            <w:tcW w:w="0" w:type="auto"/>
+            <w:tcBorders>
+              <w:top w:val="single" w:sz="6" w:space="0" w:color="CCCCCC"/>
+              <w:left w:val="single" w:sz="6" w:space="0" w:color="CCCCCC"/>
+              <w:bottom w:val="single" w:sz="6" w:space="0" w:color="CCCCCC"/>
+              <w:right w:val="single" w:sz="6" w:space="0" w:color="CCCCCC"/>
+            </w:tcBorders>
+            <w:tcMar>
+              <w:top w:w="30" w:type="dxa"/>
+              <w:left w:w="45" w:type="dxa"/>
+              <w:bottom w:w="30" w:type="dxa"/>
+              <w:right w:w="45" w:type="dxa"/>
+            </w:tcMar>
+            <w:vAlign w:val="bottom"/>
+            <w:hideMark/>
+          </w:tcPr>
+          <w:p>
+            <w:pPr>
+              <w:widowControl/>
+              <w:rPr>
+                <w:rFonts w:ascii="Times New Roman" w:eastAsia="標楷體" w:hAnsi="Times New Roman"/>
+                <w:b/>
+                <w:bCs/>
+              </w:rPr>
+            </w:pPr>
+            <w:r>
+              <w:rPr>
+                <w:rFonts w:ascii="Times New Roman" w:eastAsia="標楷體" w:hAnsi="Times New Roman"/>
+                <w:b/>
+                <w:bCs/>
+              </w:rPr>
+              <w:t>資料型態</w:t>
+            </w:r>
+          </w:p>
+        </w:tc>
+        <w:tc>
+          <w:tcPr>
+            <w:tcW w:w="0" w:type="auto"/>
+            <w:tcBorders>
+              <w:top w:val="single" w:sz="6" w:space="0" w:color="CCCCCC"/>
+              <w:left w:val="single" w:sz="6" w:space="0" w:color="CCCCCC"/>
+              <w:bottom w:val="single" w:sz="6" w:space="0" w:color="CCCCCC"/>
+              <w:right w:val="single" w:sz="6" w:space="0" w:color="CCCCCC"/>
+            </w:tcBorders>
+            <w:tcMar>
+              <w:top w:w="30" w:type="dxa"/>
+              <w:left w:w="45" w:type="dxa"/>
+              <w:bottom w:w="30" w:type="dxa"/>
+              <w:right w:w="45" w:type="dxa"/>
+            </w:tcMar>
+            <w:vAlign w:val="bottom"/>
+            <w:hideMark/>
+          </w:tcPr>
+          <w:p>
+            <w:pPr>
+              <w:widowControl/>
+              <w:rPr>
+                <w:rFonts w:ascii="Times New Roman" w:eastAsia="標楷體" w:hAnsi="Times New Roman"/>
+                <w:b/>
+                <w:bCs/>
+              </w:rPr>
+            </w:pPr>
+            <w:r>
+              <w:rPr>
+                <w:rFonts w:ascii="Times New Roman" w:eastAsia="標楷體" w:hAnsi="Times New Roman"/>
+                <w:b/>
+                <w:bCs/>
+              </w:rPr>
+              <w:t>欄位長度</w:t>
+            </w:r>
+          </w:p>
+        </w:tc>
+        <w:tc>
+          <w:tcPr>
+            <w:tcW w:w="0" w:type="auto"/>
+            <w:tcBorders>
+              <w:top w:val="single" w:sz="6" w:space="0" w:color="CCCCCC"/>
+              <w:left w:val="single" w:sz="6" w:space="0" w:color="CCCCCC"/>
+              <w:bottom w:val="single" w:sz="6" w:space="0" w:color="CCCCCC"/>
+              <w:right w:val="single" w:sz="6" w:space="0" w:color="CCCCCC"/>
+            </w:tcBorders>
+            <w:tcMar>
+              <w:top w:w="30" w:type="dxa"/>
+              <w:left w:w="45" w:type="dxa"/>
+              <w:bottom w:w="30" w:type="dxa"/>
+              <w:right w:w="45" w:type="dxa"/>
+            </w:tcMar>
+            <w:vAlign w:val="bottom"/>
+            <w:hideMark/>
+          </w:tcPr>
+          <w:p>
+            <w:pPr>
+              <w:widowControl/>
+              <w:rPr>
+                <w:rFonts w:ascii="Times New Roman" w:eastAsia="標楷體" w:hAnsi="Times New Roman"/>
+                <w:b/>
+                <w:bCs/>
+              </w:rPr>
+            </w:pPr>
+            <w:r>
+              <w:rPr>
+                <w:rFonts w:ascii="Times New Roman" w:eastAsia="標楷體" w:hAnsi="Times New Roman"/>
+                <w:b/>
+                <w:bCs/>
+              </w:rPr>
+              <w:t>必要性</w:t>
+            </w:r>
+          </w:p>
+        </w:tc>
+        <w:tc>
+          <w:tcPr>
+            <w:tcW w:w="0" w:type="auto"/>
+            <w:tcBorders>
+              <w:top w:val="single" w:sz="6" w:space="0" w:color="CCCCCC"/>
+              <w:left w:val="single" w:sz="6" w:space="0" w:color="CCCCCC"/>
+              <w:bottom w:val="single" w:sz="6" w:space="0" w:color="CCCCCC"/>
+              <w:right w:val="single" w:sz="6" w:space="0" w:color="CCCCCC"/>
+            </w:tcBorders>
+            <w:tcMar>
+              <w:top w:w="30" w:type="dxa"/>
+              <w:left w:w="45" w:type="dxa"/>
+              <w:bottom w:w="30" w:type="dxa"/>
+              <w:right w:w="45" w:type="dxa"/>
+            </w:tcMar>
+            <w:vAlign w:val="bottom"/>
+            <w:hideMark/>
+          </w:tcPr>
+          <w:p>
+            <w:pPr>
+              <w:widowControl/>
+              <w:rPr>
+                <w:rFonts w:ascii="Times New Roman" w:eastAsia="標楷體" w:hAnsi="Times New Roman"/>
+                <w:b/>
+                <w:bCs/>
+              </w:rPr>
+            </w:pPr>
+            <w:r>
+              <w:rPr>
+                <w:rFonts w:ascii="Times New Roman" w:eastAsia="標楷體" w:hAnsi="Times New Roman"/>
+                <w:b/>
+                <w:bCs/>
+              </w:rPr>
+              <w:t>主鍵</w:t>
+            </w:r>
+          </w:p>
+        </w:tc>
+        <w:tc>
+          <w:tcPr>
+            <w:tcW w:w="0" w:type="auto"/>
+            <w:tcBorders>
+              <w:top w:val="single" w:sz="6" w:space="0" w:color="CCCCCC"/>
+              <w:left w:val="single" w:sz="6" w:space="0" w:color="CCCCCC"/>
+              <w:bottom w:val="single" w:sz="6" w:space="0" w:color="CCCCCC"/>
+              <w:right w:val="single" w:sz="6" w:space="0" w:color="CCCCCC"/>
+            </w:tcBorders>
+            <w:tcMar>
+              <w:top w:w="30" w:type="dxa"/>
+              <w:left w:w="45" w:type="dxa"/>
+              <w:bottom w:w="30" w:type="dxa"/>
+              <w:right w:w="45" w:type="dxa"/>
+            </w:tcMar>
+            <w:vAlign w:val="bottom"/>
+            <w:hideMark/>
+          </w:tcPr>
+          <w:p>
+            <w:pPr>
+              <w:widowControl/>
+              <w:rPr>
+                <w:rFonts w:ascii="Times New Roman" w:eastAsia="標楷體" w:hAnsi="Times New Roman"/>
+                <w:b/>
+                <w:bCs/>
+              </w:rPr>
+            </w:pPr>
+            <w:r>
+              <w:rPr>
+                <w:rFonts w:ascii="Times New Roman" w:eastAsia="標楷體" w:hAnsi="Times New Roman"/>
+                <w:b/>
+                <w:bCs/>
+              </w:rPr>
+              <w:t>外鍵</w:t>
+            </w:r>
+          </w:p>
+        </w:tc>
+        <w:tc>
+          <w:tcPr>
+            <w:tcW w:w="0" w:type="auto"/>
+            <w:tcBorders>
+              <w:top w:val="single" w:sz="6" w:space="0" w:color="CCCCCC"/>
+              <w:left w:val="single" w:sz="6" w:space="0" w:color="CCCCCC"/>
+              <w:bottom w:val="single" w:sz="6" w:space="0" w:color="CCCCCC"/>
+              <w:right w:val="single" w:sz="6" w:space="0" w:color="CCCCCC"/>
+            </w:tcBorders>
+            <w:tcMar>
+              <w:top w:w="30" w:type="dxa"/>
+              <w:left w:w="45" w:type="dxa"/>
+              <w:bottom w:w="30" w:type="dxa"/>
+              <w:right w:w="45" w:type="dxa"/>
+            </w:tcMar>
+            <w:vAlign w:val="bottom"/>
+            <w:hideMark/>
+          </w:tcPr>
+          <w:p>
+            <w:pPr>
+              <w:widowControl/>
+              <w:rPr>
+                <w:rFonts w:ascii="Times New Roman" w:eastAsia="標楷體" w:hAnsi="Times New Roman"/>
+                <w:b/>
+                <w:bCs/>
+              </w:rPr>
+            </w:pPr>
+            <w:r>
+              <w:rPr>
+                <w:rFonts w:ascii="Times New Roman" w:eastAsia="標楷體" w:hAnsi="Times New Roman"/>
+                <w:b/>
+                <w:bCs/>
+              </w:rPr>
+              <w:t>自動累加</w:t>
+            </w:r>
+          </w:p>
+        </w:tc>
+      </w:tr>
+      <w:tr>
+        <w:trPr>
+          <w:trHeight w:val="315"/>
+        </w:trPr>
+        <w:tc>
+          <w:tcPr>
+            <w:tcW w:w="0" w:type="auto"/>
+            <w:tcBorders>
+              <w:top w:val="single" w:sz="6" w:space="0" w:color="CCCCCC"/>
+              <w:left w:val="single" w:sz="6" w:space="0" w:color="CCCCCC"/>
+              <w:bottom w:val="single" w:sz="6" w:space="0" w:color="CCCCCC"/>
+              <w:right w:val="single" w:sz="6" w:space="0" w:color="CCCCCC"/>
+            </w:tcBorders>
+            <w:tcMar>
+              <w:top w:w="30" w:type="dxa"/>
+              <w:left w:w="45" w:type="dxa"/>
+              <w:bottom w:w="30" w:type="dxa"/>
+              <w:right w:w="45" w:type="dxa"/>
+            </w:tcMar>
+            <w:vAlign w:val="bottom"/>
+            <w:hideMark/>
+          </w:tcPr>
+          <w:p>
+            <w:pPr>
+              <w:widowControl/>
+              <w:rPr>
+                <w:rFonts w:ascii="Times New Roman" w:eastAsia="標楷體" w:hAnsi="Times New Roman"/>
+                <w:b/>
+                <w:bCs/>
+              </w:rPr>
+            </w:pPr>
+            <w:r>
+              <w:rPr>
+                <w:rFonts w:ascii="Times New Roman" w:eastAsia="標楷體" w:hAnsi="Times New Roman"/>
+                <w:b/>
+                <w:bCs/>
+              </w:rPr>
+              <w:t>user_id</w:t>
+            </w:r>
+          </w:p>
+        </w:tc>
+        <w:tc>
+          <w:tcPr>
+            <w:tcW w:w="0" w:type="auto"/>
+            <w:tcBorders>
+              <w:top w:val="single" w:sz="6" w:space="0" w:color="CCCCCC"/>
+              <w:left w:val="single" w:sz="6" w:space="0" w:color="CCCCCC"/>
+              <w:bottom w:val="single" w:sz="6" w:space="0" w:color="CCCCCC"/>
+              <w:right w:val="single" w:sz="6" w:space="0" w:color="CCCCCC"/>
+            </w:tcBorders>
+            <w:tcMar>
+              <w:top w:w="30" w:type="dxa"/>
+              <w:left w:w="45" w:type="dxa"/>
+              <w:bottom w:w="30" w:type="dxa"/>
+              <w:right w:w="45" w:type="dxa"/>
+            </w:tcMar>
+            <w:vAlign w:val="bottom"/>
+            <w:hideMark/>
+          </w:tcPr>
+          <w:p>
+            <w:pPr>
+              <w:widowControl/>
+              <w:rPr>
+                <w:rFonts w:ascii="Times New Roman" w:eastAsia="標楷體" w:hAnsi="Times New Roman"/>
+                <w:b/>
+                <w:bCs/>
+              </w:rPr>
+            </w:pPr>
+            <w:r>
+              <w:rPr>
+                <w:rFonts w:ascii="Times New Roman" w:eastAsia="標楷體" w:hAnsi="Times New Roman"/>
+                <w:b/>
+                <w:bCs/>
+              </w:rPr>
+              <w:t>使用者編號</w:t>
+            </w:r>
+          </w:p>
+        </w:tc>
+        <w:tc>
+          <w:tcPr>
+            <w:tcW w:w="0" w:type="auto"/>
+            <w:tcBorders>
+              <w:top w:val="single" w:sz="6" w:space="0" w:color="CCCCCC"/>
+              <w:left w:val="single" w:sz="6" w:space="0" w:color="CCCCCC"/>
+              <w:bottom w:val="single" w:sz="6" w:space="0" w:color="CCCCCC"/>
+              <w:right w:val="single" w:sz="6" w:space="0" w:color="CCCCCC"/>
+            </w:tcBorders>
+            <w:tcMar>
+              <w:top w:w="30" w:type="dxa"/>
+              <w:left w:w="45" w:type="dxa"/>
+              <w:bottom w:w="30" w:type="dxa"/>
+              <w:right w:w="45" w:type="dxa"/>
+            </w:tcMar>
+            <w:vAlign w:val="bottom"/>
+            <w:hideMark/>
+          </w:tcPr>
+          <w:p>
+            <w:pPr>
+              <w:widowControl/>
+              <w:rPr>
+                <w:rFonts w:ascii="Times New Roman" w:eastAsia="標楷體" w:hAnsi="Times New Roman"/>
+                <w:b/>
+                <w:bCs/>
+              </w:rPr>
+            </w:pPr>
+            <w:r>
+              <w:rPr>
+                <w:rFonts w:ascii="Times New Roman" w:eastAsia="標楷體" w:hAnsi="Times New Roman"/>
+                <w:b/>
+                <w:bCs/>
+              </w:rPr>
+              <w:t>INT</w:t>
+            </w:r>
+          </w:p>
+        </w:tc>
+        <w:tc>
+          <w:tcPr>
+            <w:tcW w:w="0" w:type="auto"/>
+            <w:tcBorders>
+              <w:top w:val="single" w:sz="6" w:space="0" w:color="CCCCCC"/>
+              <w:left w:val="single" w:sz="6" w:space="0" w:color="CCCCCC"/>
+              <w:bottom w:val="single" w:sz="6" w:space="0" w:color="CCCCCC"/>
+              <w:right w:val="single" w:sz="6" w:space="0" w:color="CCCCCC"/>
+            </w:tcBorders>
+            <w:tcMar>
+              <w:top w:w="30" w:type="dxa"/>
+              <w:left w:w="45" w:type="dxa"/>
+              <w:bottom w:w="30" w:type="dxa"/>
+              <w:right w:w="45" w:type="dxa"/>
+            </w:tcMar>
+            <w:vAlign w:val="bottom"/>
+            <w:hideMark/>
+          </w:tcPr>
+          <w:p>
+            <w:pPr>
+              <w:widowControl/>
+              <w:rPr>
+                <w:rFonts w:ascii="Times New Roman" w:eastAsia="標楷體" w:hAnsi="Times New Roman"/>
+                <w:b/>
+                <w:bCs/>
+              </w:rPr>
+            </w:pPr>
+          </w:p>
+        </w:tc>
+        <w:tc>
+          <w:tcPr>
+            <w:tcW w:w="0" w:type="auto"/>
+            <w:tcBorders>
+              <w:top w:val="single" w:sz="6" w:space="0" w:color="CCCCCC"/>
+              <w:left w:val="single" w:sz="6" w:space="0" w:color="CCCCCC"/>
+              <w:bottom w:val="single" w:sz="6" w:space="0" w:color="CCCCCC"/>
+              <w:right w:val="single" w:sz="6" w:space="0" w:color="CCCCCC"/>
+            </w:tcBorders>
+            <w:tcMar>
+              <w:top w:w="30" w:type="dxa"/>
+              <w:left w:w="45" w:type="dxa"/>
+              <w:bottom w:w="30" w:type="dxa"/>
+              <w:right w:w="45" w:type="dxa"/>
+            </w:tcMar>
+            <w:vAlign w:val="bottom"/>
+            <w:hideMark/>
+          </w:tcPr>
+          <w:p>
+            <w:pPr>
+              <w:widowControl/>
+              <w:rPr>
+                <w:rFonts w:ascii="Times New Roman" w:eastAsia="標楷體" w:hAnsi="Times New Roman"/>
+                <w:b/>
+                <w:bCs/>
+              </w:rPr>
+            </w:pPr>
+            <w:r>
+              <w:rPr>
+                <w:rFonts w:ascii="Segoe UI Symbol" w:eastAsia="標楷體" w:hAnsi="Segoe UI Symbol" w:cs="Segoe UI Symbol"/>
+                <w:b/>
+                <w:bCs/>
+              </w:rPr>
+              <w:t>✓</w:t>
+            </w:r>
+          </w:p>
+        </w:tc>
+        <w:tc>
+          <w:tcPr>
+            <w:tcW w:w="0" w:type="auto"/>
+            <w:tcBorders>
+              <w:top w:val="single" w:sz="6" w:space="0" w:color="CCCCCC"/>
+              <w:left w:val="single" w:sz="6" w:space="0" w:color="CCCCCC"/>
+              <w:bottom w:val="single" w:sz="6" w:space="0" w:color="CCCCCC"/>
+              <w:right w:val="single" w:sz="6" w:space="0" w:color="CCCCCC"/>
+            </w:tcBorders>
+            <w:tcMar>
+              <w:top w:w="30" w:type="dxa"/>
+              <w:left w:w="45" w:type="dxa"/>
+              <w:bottom w:w="30" w:type="dxa"/>
+              <w:right w:w="45" w:type="dxa"/>
+            </w:tcMar>
+            <w:vAlign w:val="bottom"/>
+            <w:hideMark/>
+          </w:tcPr>
+          <w:p>
+            <w:pPr>
+              <w:widowControl/>
+              <w:rPr>
+                <w:rFonts w:ascii="Times New Roman" w:eastAsia="標楷體" w:hAnsi="Times New Roman"/>
+                <w:b/>
+                <w:bCs/>
+              </w:rPr>
+            </w:pPr>
+            <w:r>
+              <w:rPr>
+                <w:rFonts w:ascii="Segoe UI Symbol" w:eastAsia="標楷體" w:hAnsi="Segoe UI Symbol" w:cs="Segoe UI Symbol"/>
+                <w:b/>
+                <w:bCs/>
+              </w:rPr>
+              <w:t>✓</w:t>
+            </w:r>
+          </w:p>
+        </w:tc>
+        <w:tc>
+          <w:tcPr>
+            <w:tcW w:w="0" w:type="auto"/>
+            <w:tcBorders>
+              <w:top w:val="single" w:sz="6" w:space="0" w:color="CCCCCC"/>
+              <w:left w:val="single" w:sz="6" w:space="0" w:color="CCCCCC"/>
+              <w:bottom w:val="single" w:sz="6" w:space="0" w:color="CCCCCC"/>
+              <w:right w:val="single" w:sz="6" w:space="0" w:color="CCCCCC"/>
+            </w:tcBorders>
+            <w:tcMar>
+              <w:top w:w="30" w:type="dxa"/>
+              <w:left w:w="45" w:type="dxa"/>
+              <w:bottom w:w="30" w:type="dxa"/>
+              <w:right w:w="45" w:type="dxa"/>
+            </w:tcMar>
+            <w:vAlign w:val="bottom"/>
+            <w:hideMark/>
+          </w:tcPr>
+          <w:p>
+            <w:pPr>
+              <w:widowControl/>
+              <w:rPr>
+                <w:rFonts w:ascii="Times New Roman" w:eastAsia="標楷體" w:hAnsi="Times New Roman"/>
+                <w:b/>
+                <w:bCs/>
+              </w:rPr>
+            </w:pPr>
+          </w:p>
+        </w:tc>
+        <w:tc>
+          <w:tcPr>
+            <w:tcW w:w="0" w:type="auto"/>
+            <w:tcBorders>
+              <w:top w:val="single" w:sz="6" w:space="0" w:color="CCCCCC"/>
+              <w:left w:val="single" w:sz="6" w:space="0" w:color="CCCCCC"/>
+              <w:bottom w:val="single" w:sz="6" w:space="0" w:color="CCCCCC"/>
+              <w:right w:val="single" w:sz="6" w:space="0" w:color="CCCCCC"/>
+            </w:tcBorders>
+            <w:tcMar>
+              <w:top w:w="30" w:type="dxa"/>
+              <w:left w:w="45" w:type="dxa"/>
+              <w:bottom w:w="30" w:type="dxa"/>
+              <w:right w:w="45" w:type="dxa"/>
+            </w:tcMar>
+            <w:vAlign w:val="bottom"/>
+            <w:hideMark/>
+          </w:tcPr>
+          <w:p>
+            <w:pPr>
+              <w:widowControl/>
+              <w:rPr>
+                <w:rFonts w:ascii="Times New Roman" w:eastAsia="標楷體" w:hAnsi="Times New Roman"/>
+                <w:b/>
+                <w:bCs/>
+              </w:rPr>
+            </w:pPr>
+            <w:r>
+              <w:rPr>
+                <w:rFonts w:ascii="Segoe UI Symbol" w:eastAsia="標楷體" w:hAnsi="Segoe UI Symbol" w:cs="Segoe UI Symbol"/>
+                <w:b/>
+                <w:bCs/>
+              </w:rPr>
+              <w:t>✓</w:t>
+            </w:r>
+          </w:p>
+        </w:tc>
+      </w:tr>
+      <w:tr>
+        <w:trPr>
+          <w:trHeight w:val="315"/>
+        </w:trPr>
+        <w:tc>
+          <w:tcPr>
+            <w:tcW w:w="0" w:type="auto"/>
+            <w:tcBorders>
+              <w:top w:val="single" w:sz="6" w:space="0" w:color="CCCCCC"/>
+              <w:left w:val="single" w:sz="6" w:space="0" w:color="CCCCCC"/>
+              <w:bottom w:val="single" w:sz="6" w:space="0" w:color="CCCCCC"/>
+              <w:right w:val="single" w:sz="6" w:space="0" w:color="CCCCCC"/>
+            </w:tcBorders>
+            <w:tcMar>
+              <w:top w:w="30" w:type="dxa"/>
+              <w:left w:w="45" w:type="dxa"/>
+              <w:bottom w:w="30" w:type="dxa"/>
+              <w:right w:w="45" w:type="dxa"/>
+            </w:tcMar>
+            <w:vAlign w:val="bottom"/>
+            <w:hideMark/>
+          </w:tcPr>
+          <w:p>
+            <w:pPr>
+              <w:widowControl/>
+              <w:rPr>
+                <w:rFonts w:ascii="Times New Roman" w:eastAsia="標楷體" w:hAnsi="Times New Roman"/>
+                <w:b/>
+                <w:bCs/>
+              </w:rPr>
+            </w:pPr>
+            <w:r>
+              <w:rPr>
+                <w:rFonts w:ascii="Times New Roman" w:eastAsia="標楷體" w:hAnsi="Times New Roman"/>
+                <w:b/>
+                <w:bCs/>
+              </w:rPr>
+              <w:t>user_name</w:t>
+            </w:r>
+          </w:p>
+        </w:tc>
+        <w:tc>
+          <w:tcPr>
+            <w:tcW w:w="0" w:type="auto"/>
+            <w:tcBorders>
+              <w:top w:val="single" w:sz="6" w:space="0" w:color="CCCCCC"/>
+              <w:left w:val="single" w:sz="6" w:space="0" w:color="CCCCCC"/>
+              <w:bottom w:val="single" w:sz="6" w:space="0" w:color="CCCCCC"/>
+              <w:right w:val="single" w:sz="6" w:space="0" w:color="CCCCCC"/>
+            </w:tcBorders>
+            <w:tcMar>
+              <w:top w:w="30" w:type="dxa"/>
+              <w:left w:w="45" w:type="dxa"/>
+              <w:bottom w:w="30" w:type="dxa"/>
+              <w:right w:w="45" w:type="dxa"/>
+            </w:tcMar>
+            <w:vAlign w:val="bottom"/>
+            <w:hideMark/>
+          </w:tcPr>
+          <w:p>
+            <w:pPr>
+              <w:widowControl/>
+              <w:rPr>
+                <w:rFonts w:ascii="Times New Roman" w:eastAsia="標楷體" w:hAnsi="Times New Roman"/>
+                <w:b/>
+                <w:bCs/>
+              </w:rPr>
+            </w:pPr>
+            <w:r>
+              <w:rPr>
+                <w:rFonts w:ascii="Times New Roman" w:eastAsia="標楷體" w:hAnsi="Times New Roman"/>
+                <w:b/>
+                <w:bCs/>
+              </w:rPr>
+              <w:t>使用者名稱</w:t>
+            </w:r>
+          </w:p>
+        </w:tc>
+        <w:tc>
+          <w:tcPr>
+            <w:tcW w:w="0" w:type="auto"/>
+            <w:tcBorders>
+              <w:top w:val="single" w:sz="6" w:space="0" w:color="CCCCCC"/>
+              <w:left w:val="single" w:sz="6" w:space="0" w:color="CCCCCC"/>
+              <w:bottom w:val="single" w:sz="6" w:space="0" w:color="CCCCCC"/>
+              <w:right w:val="single" w:sz="6" w:space="0" w:color="CCCCCC"/>
+            </w:tcBorders>
+            <w:tcMar>
+              <w:top w:w="30" w:type="dxa"/>
+              <w:left w:w="45" w:type="dxa"/>
+              <w:bottom w:w="30" w:type="dxa"/>
+              <w:right w:w="45" w:type="dxa"/>
+            </w:tcMar>
+            <w:vAlign w:val="bottom"/>
+            <w:hideMark/>
+          </w:tcPr>
+          <w:p>
+            <w:pPr>
+              <w:widowControl/>
+              <w:rPr>
+                <w:rFonts w:ascii="Times New Roman" w:eastAsia="標楷體" w:hAnsi="Times New Roman"/>
+                <w:b/>
+                <w:bCs/>
+              </w:rPr>
+            </w:pPr>
+            <w:r>
+              <w:rPr>
+                <w:rFonts w:ascii="Times New Roman" w:eastAsia="標楷體" w:hAnsi="Times New Roman"/>
+                <w:b/>
+                <w:bCs/>
+              </w:rPr>
+              <w:t>VARCHAR</w:t>
+            </w:r>
+          </w:p>
+        </w:tc>
+        <w:tc>
+          <w:tcPr>
+            <w:tcW w:w="0" w:type="auto"/>
+            <w:tcBorders>
+              <w:top w:val="single" w:sz="6" w:space="0" w:color="CCCCCC"/>
+              <w:left w:val="single" w:sz="6" w:space="0" w:color="CCCCCC"/>
+              <w:bottom w:val="single" w:sz="6" w:space="0" w:color="CCCCCC"/>
+              <w:right w:val="single" w:sz="6" w:space="0" w:color="CCCCCC"/>
+            </w:tcBorders>
+            <w:tcMar>
+              <w:top w:w="30" w:type="dxa"/>
+              <w:left w:w="45" w:type="dxa"/>
+              <w:bottom w:w="30" w:type="dxa"/>
+              <w:right w:w="45" w:type="dxa"/>
+            </w:tcMar>
+            <w:vAlign w:val="bottom"/>
+            <w:hideMark/>
+          </w:tcPr>
+          <w:p>
+            <w:pPr>
+              <w:widowControl/>
+              <w:rPr>
+                <w:rFonts w:ascii="Times New Roman" w:eastAsia="標楷體" w:hAnsi="Times New Roman"/>
+                <w:b/>
+                <w:bCs/>
+              </w:rPr>
+            </w:pPr>
+            <w:r>
+              <w:rPr>
+                <w:rFonts w:ascii="Times New Roman" w:eastAsia="標楷體" w:hAnsi="Times New Roman"/>
+                <w:b/>
+                <w:bCs/>
+              </w:rPr>
+              <w:t>32</w:t>
+            </w:r>
+          </w:p>
+        </w:tc>
+        <w:tc>
+          <w:tcPr>
+            <w:tcW w:w="0" w:type="auto"/>
+            <w:tcBorders>
+              <w:top w:val="single" w:sz="6" w:space="0" w:color="CCCCCC"/>
+              <w:left w:val="single" w:sz="6" w:space="0" w:color="CCCCCC"/>
+              <w:bottom w:val="single" w:sz="6" w:space="0" w:color="CCCCCC"/>
+              <w:right w:val="single" w:sz="6" w:space="0" w:color="CCCCCC"/>
+            </w:tcBorders>
+            <w:tcMar>
+              <w:top w:w="30" w:type="dxa"/>
+              <w:left w:w="45" w:type="dxa"/>
+              <w:bottom w:w="30" w:type="dxa"/>
+              <w:right w:w="45" w:type="dxa"/>
+            </w:tcMar>
+            <w:vAlign w:val="bottom"/>
+            <w:hideMark/>
+          </w:tcPr>
+          <w:p>
+            <w:pPr>
+              <w:widowControl/>
+              <w:rPr>
+                <w:rFonts w:ascii="Times New Roman" w:eastAsia="標楷體" w:hAnsi="Times New Roman"/>
+                <w:b/>
+                <w:bCs/>
+              </w:rPr>
+            </w:pPr>
+            <w:r>
+              <w:rPr>
+                <w:rFonts w:ascii="Segoe UI Symbol" w:eastAsia="標楷體" w:hAnsi="Segoe UI Symbol" w:cs="Segoe UI Symbol"/>
+                <w:b/>
+                <w:bCs/>
+              </w:rPr>
+              <w:t>✓</w:t>
+            </w:r>
+          </w:p>
+        </w:tc>
+        <w:tc>
+          <w:tcPr>
+            <w:tcW w:w="0" w:type="auto"/>
+            <w:tcBorders>
+              <w:top w:val="single" w:sz="6" w:space="0" w:color="CCCCCC"/>
+              <w:left w:val="single" w:sz="6" w:space="0" w:color="CCCCCC"/>
+              <w:bottom w:val="single" w:sz="6" w:space="0" w:color="CCCCCC"/>
+              <w:right w:val="single" w:sz="6" w:space="0" w:color="CCCCCC"/>
+            </w:tcBorders>
+            <w:tcMar>
+              <w:top w:w="30" w:type="dxa"/>
+              <w:left w:w="45" w:type="dxa"/>
+              <w:bottom w:w="30" w:type="dxa"/>
+              <w:right w:w="45" w:type="dxa"/>
+            </w:tcMar>
+            <w:vAlign w:val="bottom"/>
+            <w:hideMark/>
+          </w:tcPr>
+          <w:p>
+            <w:pPr>
+              <w:widowControl/>
+              <w:rPr>
+                <w:rFonts w:ascii="Times New Roman" w:eastAsia="標楷體" w:hAnsi="Times New Roman"/>
+                <w:b/>
+                <w:bCs/>
+              </w:rPr>
+            </w:pPr>
+          </w:p>
+        </w:tc>
+        <w:tc>
+          <w:tcPr>
+            <w:tcW w:w="0" w:type="auto"/>
+            <w:tcBorders>
+              <w:top w:val="single" w:sz="6" w:space="0" w:color="CCCCCC"/>
+              <w:left w:val="single" w:sz="6" w:space="0" w:color="CCCCCC"/>
+              <w:bottom w:val="single" w:sz="6" w:space="0" w:color="CCCCCC"/>
+              <w:right w:val="single" w:sz="6" w:space="0" w:color="CCCCCC"/>
+            </w:tcBorders>
+            <w:tcMar>
+              <w:top w:w="30" w:type="dxa"/>
+              <w:left w:w="45" w:type="dxa"/>
+              <w:bottom w:w="30" w:type="dxa"/>
+              <w:right w:w="45" w:type="dxa"/>
+            </w:tcMar>
+            <w:vAlign w:val="bottom"/>
+            <w:hideMark/>
+          </w:tcPr>
+          <w:p>
+            <w:pPr>
+              <w:widowControl/>
+              <w:rPr>
+                <w:rFonts w:ascii="Times New Roman" w:eastAsia="標楷體" w:hAnsi="Times New Roman"/>
+                <w:b/>
+                <w:bCs/>
+              </w:rPr>
+            </w:pPr>
+          </w:p>
+        </w:tc>
+        <w:tc>
+          <w:tcPr>
+            <w:tcW w:w="0" w:type="auto"/>
+            <w:tcBorders>
+              <w:top w:val="single" w:sz="6" w:space="0" w:color="CCCCCC"/>
+              <w:left w:val="single" w:sz="6" w:space="0" w:color="CCCCCC"/>
+              <w:bottom w:val="single" w:sz="6" w:space="0" w:color="CCCCCC"/>
+              <w:right w:val="single" w:sz="6" w:space="0" w:color="CCCCCC"/>
+            </w:tcBorders>
+            <w:tcMar>
+              <w:top w:w="30" w:type="dxa"/>
+              <w:left w:w="45" w:type="dxa"/>
+              <w:bottom w:w="30" w:type="dxa"/>
+              <w:right w:w="45" w:type="dxa"/>
+            </w:tcMar>
+            <w:vAlign w:val="bottom"/>
+            <w:hideMark/>
+          </w:tcPr>
+          <w:p>
+            <w:pPr>
+              <w:widowControl/>
+              <w:rPr>
+                <w:rFonts w:ascii="Times New Roman" w:eastAsia="標楷體" w:hAnsi="Times New Roman"/>
+                <w:b/>
+                <w:bCs/>
+              </w:rPr>
+            </w:pPr>
+          </w:p>
+        </w:tc>
+      </w:tr>
+      <w:tr>
+        <w:trPr>
+          <w:trHeight w:val="315"/>
+        </w:trPr>
+        <w:tc>
+          <w:tcPr>
+            <w:tcW w:w="0" w:type="auto"/>
+            <w:tcBorders>
+              <w:top w:val="single" w:sz="6" w:space="0" w:color="CCCCCC"/>
+              <w:left w:val="single" w:sz="6" w:space="0" w:color="CCCCCC"/>
+              <w:bottom w:val="single" w:sz="6" w:space="0" w:color="CCCCCC"/>
+              <w:right w:val="single" w:sz="6" w:space="0" w:color="CCCCCC"/>
+            </w:tcBorders>
+            <w:tcMar>
+              <w:top w:w="30" w:type="dxa"/>
+              <w:left w:w="45" w:type="dxa"/>
+              <w:bottom w:w="30" w:type="dxa"/>
+              <w:right w:w="45" w:type="dxa"/>
+            </w:tcMar>
+            <w:vAlign w:val="bottom"/>
+            <w:hideMark/>
+          </w:tcPr>
+          <w:p>
+            <w:pPr>
+              <w:widowControl/>
+              <w:rPr>
+                <w:rFonts w:ascii="Times New Roman" w:eastAsia="標楷體" w:hAnsi="Times New Roman"/>
+                <w:b/>
+                <w:bCs/>
+              </w:rPr>
+            </w:pPr>
+            <w:r>
+              <w:rPr>
+                <w:rFonts w:ascii="Times New Roman" w:eastAsia="標楷體" w:hAnsi="Times New Roman"/>
+                <w:b/>
+                <w:bCs/>
+              </w:rPr>
+              <w:t>user_email</w:t>
+            </w:r>
+          </w:p>
+        </w:tc>
+        <w:tc>
+          <w:tcPr>
+            <w:tcW w:w="0" w:type="auto"/>
+            <w:tcBorders>
+              <w:top w:val="single" w:sz="6" w:space="0" w:color="CCCCCC"/>
+              <w:left w:val="single" w:sz="6" w:space="0" w:color="CCCCCC"/>
+              <w:bottom w:val="single" w:sz="6" w:space="0" w:color="CCCCCC"/>
+              <w:right w:val="single" w:sz="6" w:space="0" w:color="CCCCCC"/>
+            </w:tcBorders>
+            <w:tcMar>
+              <w:top w:w="30" w:type="dxa"/>
+              <w:left w:w="45" w:type="dxa"/>
+              <w:bottom w:w="30" w:type="dxa"/>
+              <w:right w:w="45" w:type="dxa"/>
+            </w:tcMar>
+            <w:vAlign w:val="bottom"/>
+            <w:hideMark/>
+          </w:tcPr>
+          <w:p>
+            <w:pPr>
+              <w:widowControl/>
+              <w:rPr>
+                <w:rFonts w:ascii="Times New Roman" w:eastAsia="標楷體" w:hAnsi="Times New Roman"/>
+                <w:b/>
+                <w:bCs/>
+              </w:rPr>
+            </w:pPr>
+            <w:r>
+              <w:rPr>
+                <w:rFonts w:ascii="Times New Roman" w:eastAsia="標楷體" w:hAnsi="Times New Roman"/>
+                <w:b/>
+                <w:bCs/>
+              </w:rPr>
+              <w:t>電子郵件</w:t>
+            </w:r>
+          </w:p>
+        </w:tc>
+        <w:tc>
+          <w:tcPr>
+            <w:tcW w:w="0" w:type="auto"/>
+            <w:tcBorders>
+              <w:top w:val="single" w:sz="6" w:space="0" w:color="CCCCCC"/>
+              <w:left w:val="single" w:sz="6" w:space="0" w:color="CCCCCC"/>
+              <w:bottom w:val="single" w:sz="6" w:space="0" w:color="CCCCCC"/>
+              <w:right w:val="single" w:sz="6" w:space="0" w:color="CCCCCC"/>
+            </w:tcBorders>
+            <w:tcMar>
+              <w:top w:w="30" w:type="dxa"/>
+              <w:left w:w="45" w:type="dxa"/>
+              <w:bottom w:w="30" w:type="dxa"/>
+              <w:right w:w="45" w:type="dxa"/>
+            </w:tcMar>
+            <w:vAlign w:val="bottom"/>
+            <w:hideMark/>
+          </w:tcPr>
+          <w:p>
+            <w:pPr>
+              <w:widowControl/>
+              <w:rPr>
+                <w:rFonts w:ascii="Times New Roman" w:eastAsia="標楷體" w:hAnsi="Times New Roman"/>
+                <w:b/>
+                <w:bCs/>
+              </w:rPr>
+            </w:pPr>
+            <w:r>
+              <w:rPr>
+                <w:rFonts w:ascii="Times New Roman" w:eastAsia="標楷體" w:hAnsi="Times New Roman"/>
+                <w:b/>
+                <w:bCs/>
+              </w:rPr>
+              <w:t>VARCHAR</w:t>
+            </w:r>
+          </w:p>
+        </w:tc>
+        <w:tc>
+          <w:tcPr>
+            <w:tcW w:w="0" w:type="auto"/>
+            <w:tcBorders>
+              <w:top w:val="single" w:sz="6" w:space="0" w:color="CCCCCC"/>
+              <w:left w:val="single" w:sz="6" w:space="0" w:color="CCCCCC"/>
+              <w:bottom w:val="single" w:sz="6" w:space="0" w:color="CCCCCC"/>
+              <w:right w:val="single" w:sz="6" w:space="0" w:color="CCCCCC"/>
+            </w:tcBorders>
+            <w:tcMar>
+              <w:top w:w="30" w:type="dxa"/>
+              <w:left w:w="45" w:type="dxa"/>
+              <w:bottom w:w="30" w:type="dxa"/>
+              <w:right w:w="45" w:type="dxa"/>
+            </w:tcMar>
+            <w:vAlign w:val="bottom"/>
+            <w:hideMark/>
+          </w:tcPr>
+          <w:p>
+            <w:pPr>
+              <w:widowControl/>
+              <w:rPr>
+                <w:rFonts w:ascii="Times New Roman" w:eastAsia="標楷體" w:hAnsi="Times New Roman"/>
+                <w:b/>
+                <w:bCs/>
+              </w:rPr>
+            </w:pPr>
+            <w:r>
+              <w:rPr>
+                <w:rFonts w:ascii="Times New Roman" w:eastAsia="標楷體" w:hAnsi="Times New Roman"/>
+                <w:b/>
+                <w:bCs/>
+              </w:rPr>
+              <w:t>64</w:t>
+            </w:r>
+          </w:p>
+        </w:tc>
+        <w:tc>
+          <w:tcPr>
+            <w:tcW w:w="0" w:type="auto"/>
+            <w:tcBorders>
+              <w:top w:val="single" w:sz="6" w:space="0" w:color="CCCCCC"/>
+              <w:left w:val="single" w:sz="6" w:space="0" w:color="CCCCCC"/>
+              <w:bottom w:val="single" w:sz="6" w:space="0" w:color="CCCCCC"/>
+              <w:right w:val="single" w:sz="6" w:space="0" w:color="CCCCCC"/>
+            </w:tcBorders>
+            <w:tcMar>
+              <w:top w:w="30" w:type="dxa"/>
+              <w:left w:w="45" w:type="dxa"/>
+              <w:bottom w:w="30" w:type="dxa"/>
+              <w:right w:w="45" w:type="dxa"/>
+            </w:tcMar>
+            <w:vAlign w:val="bottom"/>
+            <w:hideMark/>
+          </w:tcPr>
+          <w:p>
+            <w:pPr>
+              <w:widowControl/>
+              <w:rPr>
+                <w:rFonts w:ascii="Times New Roman" w:eastAsia="標楷體" w:hAnsi="Times New Roman"/>
+                <w:b/>
+                <w:bCs/>
+              </w:rPr>
+            </w:pPr>
+            <w:r>
+              <w:rPr>
+                <w:rFonts w:ascii="Segoe UI Symbol" w:eastAsia="標楷體" w:hAnsi="Segoe UI Symbol" w:cs="Segoe UI Symbol"/>
+                <w:b/>
+                <w:bCs/>
+              </w:rPr>
+              <w:t>✓</w:t>
+            </w:r>
+          </w:p>
+        </w:tc>
+        <w:tc>
+          <w:tcPr>
+            <w:tcW w:w="0" w:type="auto"/>
+            <w:tcBorders>
+              <w:top w:val="single" w:sz="6" w:space="0" w:color="CCCCCC"/>
+              <w:left w:val="single" w:sz="6" w:space="0" w:color="CCCCCC"/>
+              <w:bottom w:val="single" w:sz="6" w:space="0" w:color="CCCCCC"/>
+              <w:right w:val="single" w:sz="6" w:space="0" w:color="CCCCCC"/>
+            </w:tcBorders>
+            <w:tcMar>
+              <w:top w:w="30" w:type="dxa"/>
+              <w:left w:w="45" w:type="dxa"/>
+              <w:bottom w:w="30" w:type="dxa"/>
+              <w:right w:w="45" w:type="dxa"/>
+            </w:tcMar>
+            <w:vAlign w:val="bottom"/>
+            <w:hideMark/>
+          </w:tcPr>
+          <w:p>
+            <w:pPr>
+              <w:widowControl/>
+              <w:rPr>
+                <w:rFonts w:ascii="Times New Roman" w:eastAsia="標楷體" w:hAnsi="Times New Roman"/>
+                <w:b/>
+                <w:bCs/>
+              </w:rPr>
+            </w:pPr>
+          </w:p>
+        </w:tc>
+        <w:tc>
+          <w:tcPr>
+            <w:tcW w:w="0" w:type="auto"/>
+            <w:tcBorders>
+              <w:top w:val="single" w:sz="6" w:space="0" w:color="CCCCCC"/>
+              <w:left w:val="single" w:sz="6" w:space="0" w:color="CCCCCC"/>
+              <w:bottom w:val="single" w:sz="6" w:space="0" w:color="CCCCCC"/>
+              <w:right w:val="single" w:sz="6" w:space="0" w:color="CCCCCC"/>
+            </w:tcBorders>
+            <w:tcMar>
+              <w:top w:w="30" w:type="dxa"/>
+              <w:left w:w="45" w:type="dxa"/>
+              <w:bottom w:w="30" w:type="dxa"/>
+              <w:right w:w="45" w:type="dxa"/>
+            </w:tcMar>
+            <w:vAlign w:val="bottom"/>
+            <w:hideMark/>
+          </w:tcPr>
+          <w:p>
+            <w:pPr>
+              <w:widowControl/>
+              <w:rPr>
+                <w:rFonts w:ascii="Times New Roman" w:eastAsia="標楷體" w:hAnsi="Times New Roman"/>
+                <w:b/>
+                <w:bCs/>
+              </w:rPr>
+            </w:pPr>
+          </w:p>
+        </w:tc>
+        <w:tc>
+          <w:tcPr>
+            <w:tcW w:w="0" w:type="auto"/>
+            <w:tcBorders>
+              <w:top w:val="single" w:sz="6" w:space="0" w:color="CCCCCC"/>
+              <w:left w:val="single" w:sz="6" w:space="0" w:color="CCCCCC"/>
+              <w:bottom w:val="single" w:sz="6" w:space="0" w:color="CCCCCC"/>
+              <w:right w:val="single" w:sz="6" w:space="0" w:color="CCCCCC"/>
+            </w:tcBorders>
+            <w:tcMar>
+              <w:top w:w="30" w:type="dxa"/>
+              <w:left w:w="45" w:type="dxa"/>
+              <w:bottom w:w="30" w:type="dxa"/>
+              <w:right w:w="45" w:type="dxa"/>
+            </w:tcMar>
+            <w:vAlign w:val="bottom"/>
+            <w:hideMark/>
+          </w:tcPr>
+          <w:p>
+            <w:pPr>
+              <w:widowControl/>
+              <w:rPr>
+                <w:rFonts w:ascii="Times New Roman" w:eastAsia="標楷體" w:hAnsi="Times New Roman"/>
+                <w:b/>
+                <w:bCs/>
+              </w:rPr>
+            </w:pPr>
+          </w:p>
+        </w:tc>
+      </w:tr>
+      <w:tr>
+        <w:trPr>
+          <w:trHeight w:val="315"/>
+        </w:trPr>
+        <w:tc>
+          <w:tcPr>
+            <w:tcW w:w="0" w:type="auto"/>
+            <w:tcBorders>
+              <w:top w:val="single" w:sz="6" w:space="0" w:color="CCCCCC"/>
+              <w:left w:val="single" w:sz="6" w:space="0" w:color="CCCCCC"/>
+              <w:bottom w:val="single" w:sz="6" w:space="0" w:color="CCCCCC"/>
+              <w:right w:val="single" w:sz="6" w:space="0" w:color="CCCCCC"/>
+            </w:tcBorders>
+            <w:tcMar>
+              <w:top w:w="30" w:type="dxa"/>
+              <w:left w:w="45" w:type="dxa"/>
+              <w:bottom w:w="30" w:type="dxa"/>
+              <w:right w:w="45" w:type="dxa"/>
+            </w:tcMar>
+            <w:vAlign w:val="bottom"/>
+            <w:hideMark/>
+          </w:tcPr>
+          <w:p>
+            <w:pPr>
+              <w:widowControl/>
+              <w:rPr>
+                <w:rFonts w:ascii="Times New Roman" w:eastAsia="標楷體" w:hAnsi="Times New Roman"/>
+                <w:b/>
+                <w:bCs/>
+              </w:rPr>
+            </w:pPr>
+            <w:r>
+              <w:rPr>
+                <w:rFonts w:ascii="Times New Roman" w:eastAsia="標楷體" w:hAnsi="Times New Roman"/>
+                <w:b/>
+                <w:bCs/>
+              </w:rPr>
+              <w:t>password</w:t>
+            </w:r>
+          </w:p>
+        </w:tc>
+        <w:tc>
+          <w:tcPr>
+            <w:tcW w:w="0" w:type="auto"/>
+            <w:tcBorders>
+              <w:top w:val="single" w:sz="6" w:space="0" w:color="CCCCCC"/>
+              <w:left w:val="single" w:sz="6" w:space="0" w:color="CCCCCC"/>
+              <w:bottom w:val="single" w:sz="6" w:space="0" w:color="CCCCCC"/>
+              <w:right w:val="single" w:sz="6" w:space="0" w:color="CCCCCC"/>
+            </w:tcBorders>
+            <w:tcMar>
+              <w:top w:w="30" w:type="dxa"/>
+              <w:left w:w="45" w:type="dxa"/>
+              <w:bottom w:w="30" w:type="dxa"/>
+              <w:right w:w="45" w:type="dxa"/>
+            </w:tcMar>
+            <w:vAlign w:val="bottom"/>
+            <w:hideMark/>
+          </w:tcPr>
+          <w:p>
+            <w:pPr>
+              <w:widowControl/>
+              <w:rPr>
+                <w:rFonts w:ascii="Times New Roman" w:eastAsia="標楷體" w:hAnsi="Times New Roman"/>
+                <w:b/>
+                <w:bCs/>
+              </w:rPr>
+            </w:pPr>
+            <w:r>
+              <w:rPr>
+                <w:rFonts w:ascii="Times New Roman" w:eastAsia="標楷體" w:hAnsi="Times New Roman"/>
+                <w:b/>
+                <w:bCs/>
+              </w:rPr>
+              <w:t>密碼</w:t>
+            </w:r>
+          </w:p>
+        </w:tc>
+        <w:tc>
+          <w:tcPr>
+            <w:tcW w:w="0" w:type="auto"/>
+            <w:tcBorders>
+              <w:top w:val="single" w:sz="6" w:space="0" w:color="CCCCCC"/>
+              <w:left w:val="single" w:sz="6" w:space="0" w:color="CCCCCC"/>
+              <w:bottom w:val="single" w:sz="6" w:space="0" w:color="CCCCCC"/>
+              <w:right w:val="single" w:sz="6" w:space="0" w:color="CCCCCC"/>
+            </w:tcBorders>
+            <w:tcMar>
+              <w:top w:w="30" w:type="dxa"/>
+              <w:left w:w="45" w:type="dxa"/>
+              <w:bottom w:w="30" w:type="dxa"/>
+              <w:right w:w="45" w:type="dxa"/>
+            </w:tcMar>
+            <w:vAlign w:val="bottom"/>
+            <w:hideMark/>
+          </w:tcPr>
+          <w:p>
+            <w:pPr>
+              <w:widowControl/>
+              <w:rPr>
+                <w:rFonts w:ascii="Times New Roman" w:eastAsia="標楷體" w:hAnsi="Times New Roman"/>
+                <w:b/>
+                <w:bCs/>
+              </w:rPr>
+            </w:pPr>
+            <w:r>
+              <w:rPr>
+                <w:rFonts w:ascii="Times New Roman" w:eastAsia="標楷體" w:hAnsi="Times New Roman"/>
+                <w:b/>
+                <w:bCs/>
+              </w:rPr>
+              <w:t>VARCHAR</w:t>
+            </w:r>
+          </w:p>
+        </w:tc>
+        <w:tc>
+          <w:tcPr>
+            <w:tcW w:w="0" w:type="auto"/>
+            <w:tcBorders>
+              <w:top w:val="single" w:sz="6" w:space="0" w:color="CCCCCC"/>
+              <w:left w:val="single" w:sz="6" w:space="0" w:color="CCCCCC"/>
+              <w:bottom w:val="single" w:sz="6" w:space="0" w:color="CCCCCC"/>
+              <w:right w:val="single" w:sz="6" w:space="0" w:color="CCCCCC"/>
+            </w:tcBorders>
+            <w:tcMar>
+              <w:top w:w="30" w:type="dxa"/>
+              <w:left w:w="45" w:type="dxa"/>
+              <w:bottom w:w="30" w:type="dxa"/>
+              <w:right w:w="45" w:type="dxa"/>
+            </w:tcMar>
+            <w:vAlign w:val="bottom"/>
+            <w:hideMark/>
+          </w:tcPr>
+          <w:p>
+            <w:pPr>
+              <w:widowControl/>
+              <w:rPr>
+                <w:rFonts w:ascii="Times New Roman" w:eastAsia="標楷體" w:hAnsi="Times New Roman"/>
+                <w:b/>
+                <w:bCs/>
+              </w:rPr>
+            </w:pPr>
+            <w:r>
+              <w:rPr>
+                <w:rFonts w:ascii="Times New Roman" w:eastAsia="標楷體" w:hAnsi="Times New Roman"/>
+                <w:b/>
+                <w:bCs/>
+              </w:rPr>
+              <w:t>255</w:t>
+            </w:r>
+          </w:p>
+        </w:tc>
+        <w:tc>
+          <w:tcPr>
+            <w:tcW w:w="0" w:type="auto"/>
+            <w:tcBorders>
+              <w:top w:val="single" w:sz="6" w:space="0" w:color="CCCCCC"/>
+              <w:left w:val="single" w:sz="6" w:space="0" w:color="CCCCCC"/>
+              <w:bottom w:val="single" w:sz="6" w:space="0" w:color="CCCCCC"/>
+              <w:right w:val="single" w:sz="6" w:space="0" w:color="CCCCCC"/>
+            </w:tcBorders>
+            <w:tcMar>
+              <w:top w:w="30" w:type="dxa"/>
+              <w:left w:w="45" w:type="dxa"/>
+              <w:bottom w:w="30" w:type="dxa"/>
+              <w:right w:w="45" w:type="dxa"/>
+            </w:tcMar>
+            <w:vAlign w:val="bottom"/>
+            <w:hideMark/>
+          </w:tcPr>
+          <w:p>
+            <w:pPr>
+              <w:widowControl/>
+              <w:rPr>
+                <w:rFonts w:ascii="Times New Roman" w:eastAsia="標楷體" w:hAnsi="Times New Roman"/>
+                <w:b/>
+                <w:bCs/>
+              </w:rPr>
+            </w:pPr>
+            <w:r>
+              <w:rPr>
+                <w:rFonts w:ascii="Segoe UI Symbol" w:eastAsia="標楷體" w:hAnsi="Segoe UI Symbol" w:cs="Segoe UI Symbol"/>
+                <w:b/>
+                <w:bCs/>
+              </w:rPr>
+              <w:t>✓</w:t>
+            </w:r>
+          </w:p>
+        </w:tc>
+        <w:tc>
+          <w:tcPr>
+            <w:tcW w:w="0" w:type="auto"/>
+            <w:tcBorders>
+              <w:top w:val="single" w:sz="6" w:space="0" w:color="CCCCCC"/>
+              <w:left w:val="single" w:sz="6" w:space="0" w:color="CCCCCC"/>
+              <w:bottom w:val="single" w:sz="6" w:space="0" w:color="CCCCCC"/>
+              <w:right w:val="single" w:sz="6" w:space="0" w:color="CCCCCC"/>
+            </w:tcBorders>
+            <w:tcMar>
+              <w:top w:w="30" w:type="dxa"/>
+              <w:left w:w="45" w:type="dxa"/>
+              <w:bottom w:w="30" w:type="dxa"/>
+              <w:right w:w="45" w:type="dxa"/>
+            </w:tcMar>
+            <w:vAlign w:val="bottom"/>
+            <w:hideMark/>
+          </w:tcPr>
+          <w:p>
+            <w:pPr>
+              <w:widowControl/>
+              <w:rPr>
+                <w:rFonts w:ascii="Times New Roman" w:eastAsia="標楷體" w:hAnsi="Times New Roman"/>
+                <w:b/>
+                <w:bCs/>
+              </w:rPr>
+            </w:pPr>
+          </w:p>
+        </w:tc>
+        <w:tc>
+          <w:tcPr>
+            <w:tcW w:w="0" w:type="auto"/>
+            <w:tcBorders>
+              <w:top w:val="single" w:sz="6" w:space="0" w:color="CCCCCC"/>
+              <w:left w:val="single" w:sz="6" w:space="0" w:color="CCCCCC"/>
+              <w:bottom w:val="single" w:sz="6" w:space="0" w:color="CCCCCC"/>
+              <w:right w:val="single" w:sz="6" w:space="0" w:color="CCCCCC"/>
+            </w:tcBorders>
+            <w:tcMar>
+              <w:top w:w="30" w:type="dxa"/>
+              <w:left w:w="45" w:type="dxa"/>
+              <w:bottom w:w="30" w:type="dxa"/>
+              <w:right w:w="45" w:type="dxa"/>
+            </w:tcMar>
+            <w:vAlign w:val="bottom"/>
+            <w:hideMark/>
+          </w:tcPr>
+          <w:p>
+            <w:pPr>
+              <w:widowControl/>
+              <w:rPr>
+                <w:rFonts w:ascii="Times New Roman" w:eastAsia="標楷體" w:hAnsi="Times New Roman"/>
+                <w:b/>
+                <w:bCs/>
+              </w:rPr>
+            </w:pPr>
+          </w:p>
+        </w:tc>
+        <w:tc>
+          <w:tcPr>
+            <w:tcW w:w="0" w:type="auto"/>
+            <w:tcBorders>
+              <w:top w:val="single" w:sz="6" w:space="0" w:color="CCCCCC"/>
+              <w:left w:val="single" w:sz="6" w:space="0" w:color="CCCCCC"/>
+              <w:bottom w:val="single" w:sz="6" w:space="0" w:color="CCCCCC"/>
+              <w:right w:val="single" w:sz="6" w:space="0" w:color="CCCCCC"/>
+            </w:tcBorders>
+            <w:tcMar>
+              <w:top w:w="30" w:type="dxa"/>
+              <w:left w:w="45" w:type="dxa"/>
+              <w:bottom w:w="30" w:type="dxa"/>
+              <w:right w:w="45" w:type="dxa"/>
+            </w:tcMar>
+            <w:vAlign w:val="bottom"/>
+            <w:hideMark/>
+          </w:tcPr>
+          <w:p>
+            <w:pPr>
+              <w:widowControl/>
+              <w:rPr>
+                <w:rFonts w:ascii="Times New Roman" w:eastAsia="標楷體" w:hAnsi="Times New Roman"/>
+                <w:b/>
+                <w:bCs/>
+              </w:rPr>
+            </w:pPr>
+          </w:p>
+        </w:tc>
+      </w:tr>
+      <w:tr>
+        <w:trPr>
+          <w:trHeight w:val="315"/>
+        </w:trPr>
+        <w:tc>
+          <w:tcPr>
+            <w:tcW w:w="0" w:type="auto"/>
+            <w:tcBorders>
+              <w:top w:val="single" w:sz="6" w:space="0" w:color="CCCCCC"/>
+              <w:left w:val="single" w:sz="6" w:space="0" w:color="CCCCCC"/>
+              <w:bottom w:val="single" w:sz="6" w:space="0" w:color="CCCCCC"/>
+              <w:right w:val="single" w:sz="6" w:space="0" w:color="CCCCCC"/>
+            </w:tcBorders>
+            <w:tcMar>
+              <w:top w:w="30" w:type="dxa"/>
+              <w:left w:w="45" w:type="dxa"/>
+              <w:bottom w:w="30" w:type="dxa"/>
+              <w:right w:w="45" w:type="dxa"/>
+            </w:tcMar>
+            <w:vAlign w:val="bottom"/>
+            <w:hideMark/>
+          </w:tcPr>
+          <w:p>
+            <w:pPr>
+              <w:widowControl/>
+              <w:rPr>
+                <w:rFonts w:ascii="Times New Roman" w:eastAsia="標楷體" w:hAnsi="Times New Roman"/>
+                <w:b/>
+                <w:bCs/>
+              </w:rPr>
+            </w:pPr>
+            <w:r>
+              <w:rPr>
+                <w:rFonts w:ascii="Times New Roman" w:eastAsia="標楷體" w:hAnsi="Times New Roman"/>
+                <w:b/>
+                <w:bCs/>
+              </w:rPr>
+              <w:t>account_create_time</w:t>
+            </w:r>
+          </w:p>
+        </w:tc>
+        <w:tc>
+          <w:tcPr>
+            <w:tcW w:w="0" w:type="auto"/>
+            <w:tcBorders>
+              <w:top w:val="single" w:sz="6" w:space="0" w:color="CCCCCC"/>
+              <w:left w:val="single" w:sz="6" w:space="0" w:color="CCCCCC"/>
+              <w:bottom w:val="single" w:sz="6" w:space="0" w:color="CCCCCC"/>
+              <w:right w:val="single" w:sz="6" w:space="0" w:color="CCCCCC"/>
+            </w:tcBorders>
+            <w:tcMar>
+              <w:top w:w="30" w:type="dxa"/>
+              <w:left w:w="45" w:type="dxa"/>
+              <w:bottom w:w="30" w:type="dxa"/>
+              <w:right w:w="45" w:type="dxa"/>
+            </w:tcMar>
+            <w:vAlign w:val="bottom"/>
+            <w:hideMark/>
+          </w:tcPr>
+          <w:p>
+            <w:pPr>
+              <w:widowControl/>
+              <w:rPr>
+                <w:rFonts w:ascii="Times New Roman" w:eastAsia="標楷體" w:hAnsi="Times New Roman"/>
+                <w:b/>
+                <w:bCs/>
+              </w:rPr>
+            </w:pPr>
+            <w:r>
+              <w:rPr>
+                <w:rFonts w:ascii="Times New Roman" w:eastAsia="標楷體" w:hAnsi="Times New Roman"/>
+                <w:b/>
+                <w:bCs/>
+              </w:rPr>
+              <w:t>帳號建立日期</w:t>
+            </w:r>
+          </w:p>
+        </w:tc>
+        <w:tc>
+          <w:tcPr>
+            <w:tcW w:w="0" w:type="auto"/>
+            <w:tcBorders>
+              <w:top w:val="single" w:sz="6" w:space="0" w:color="CCCCCC"/>
+              <w:left w:val="single" w:sz="6" w:space="0" w:color="CCCCCC"/>
+              <w:bottom w:val="single" w:sz="6" w:space="0" w:color="CCCCCC"/>
+              <w:right w:val="single" w:sz="6" w:space="0" w:color="CCCCCC"/>
+            </w:tcBorders>
+            <w:tcMar>
+              <w:top w:w="30" w:type="dxa"/>
+              <w:left w:w="45" w:type="dxa"/>
+              <w:bottom w:w="30" w:type="dxa"/>
+              <w:right w:w="45" w:type="dxa"/>
+            </w:tcMar>
+            <w:vAlign w:val="bottom"/>
+            <w:hideMark/>
+          </w:tcPr>
+          <w:p>
+            <w:pPr>
+              <w:widowControl/>
+              <w:rPr>
+                <w:rFonts w:ascii="Times New Roman" w:eastAsia="標楷體" w:hAnsi="Times New Roman"/>
+                <w:b/>
+                <w:bCs/>
+              </w:rPr>
+            </w:pPr>
+            <w:r>
+              <w:rPr>
+                <w:rFonts w:ascii="Times New Roman" w:eastAsia="標楷體" w:hAnsi="Times New Roman"/>
+                <w:b/>
+                <w:bCs/>
+              </w:rPr>
+              <w:t>DATE</w:t>
+            </w:r>
+          </w:p>
+        </w:tc>
+        <w:tc>
+          <w:tcPr>
+            <w:tcW w:w="0" w:type="auto"/>
+            <w:tcBorders>
+              <w:top w:val="single" w:sz="6" w:space="0" w:color="CCCCCC"/>
+              <w:left w:val="single" w:sz="6" w:space="0" w:color="CCCCCC"/>
+              <w:bottom w:val="single" w:sz="6" w:space="0" w:color="CCCCCC"/>
+              <w:right w:val="single" w:sz="6" w:space="0" w:color="CCCCCC"/>
+            </w:tcBorders>
+            <w:tcMar>
+              <w:top w:w="30" w:type="dxa"/>
+              <w:left w:w="45" w:type="dxa"/>
+              <w:bottom w:w="30" w:type="dxa"/>
+              <w:right w:w="45" w:type="dxa"/>
+            </w:tcMar>
+            <w:vAlign w:val="bottom"/>
+            <w:hideMark/>
+          </w:tcPr>
+          <w:p>
+            <w:pPr>
+              <w:widowControl/>
+              <w:rPr>
+                <w:rFonts w:ascii="Times New Roman" w:eastAsia="標楷體" w:hAnsi="Times New Roman"/>
+                <w:b/>
+                <w:bCs/>
+              </w:rPr>
+            </w:pPr>
+          </w:p>
+        </w:tc>
+        <w:tc>
+          <w:tcPr>
+            <w:tcW w:w="0" w:type="auto"/>
+            <w:tcBorders>
+              <w:top w:val="single" w:sz="6" w:space="0" w:color="CCCCCC"/>
+              <w:left w:val="single" w:sz="6" w:space="0" w:color="CCCCCC"/>
+              <w:bottom w:val="single" w:sz="6" w:space="0" w:color="CCCCCC"/>
+              <w:right w:val="single" w:sz="6" w:space="0" w:color="CCCCCC"/>
+            </w:tcBorders>
+            <w:tcMar>
+              <w:top w:w="30" w:type="dxa"/>
+              <w:left w:w="45" w:type="dxa"/>
+              <w:bottom w:w="30" w:type="dxa"/>
+              <w:right w:w="45" w:type="dxa"/>
+            </w:tcMar>
+            <w:vAlign w:val="bottom"/>
+            <w:hideMark/>
+          </w:tcPr>
+          <w:p>
+            <w:pPr>
+              <w:widowControl/>
+              <w:rPr>
+                <w:rFonts w:ascii="Times New Roman" w:eastAsia="標楷體" w:hAnsi="Times New Roman"/>
+                <w:b/>
+                <w:bCs/>
+              </w:rPr>
+            </w:pPr>
+            <w:r>
+              <w:rPr>
+                <w:rFonts w:ascii="Segoe UI Symbol" w:eastAsia="標楷體" w:hAnsi="Segoe UI Symbol" w:cs="Segoe UI Symbol"/>
+                <w:b/>
+                <w:bCs/>
+              </w:rPr>
+              <w:t>✓</w:t>
+            </w:r>
+          </w:p>
+        </w:tc>
+        <w:tc>
+          <w:tcPr>
+            <w:tcW w:w="0" w:type="auto"/>
+            <w:tcBorders>
+              <w:top w:val="single" w:sz="6" w:space="0" w:color="CCCCCC"/>
+              <w:left w:val="single" w:sz="6" w:space="0" w:color="CCCCCC"/>
+              <w:bottom w:val="single" w:sz="6" w:space="0" w:color="CCCCCC"/>
+              <w:right w:val="single" w:sz="6" w:space="0" w:color="CCCCCC"/>
+            </w:tcBorders>
+            <w:tcMar>
+              <w:top w:w="30" w:type="dxa"/>
+              <w:left w:w="45" w:type="dxa"/>
+              <w:bottom w:w="30" w:type="dxa"/>
+              <w:right w:w="45" w:type="dxa"/>
+            </w:tcMar>
+            <w:vAlign w:val="bottom"/>
+            <w:hideMark/>
+          </w:tcPr>
+          <w:p>
+            <w:pPr>
+              <w:widowControl/>
+              <w:rPr>
+                <w:rFonts w:ascii="Times New Roman" w:eastAsia="標楷體" w:hAnsi="Times New Roman"/>
+                <w:b/>
+                <w:bCs/>
+              </w:rPr>
+            </w:pPr>
+          </w:p>
+        </w:tc>
+        <w:tc>
+          <w:tcPr>
+            <w:tcW w:w="0" w:type="auto"/>
+            <w:tcBorders>
+              <w:top w:val="single" w:sz="6" w:space="0" w:color="CCCCCC"/>
+              <w:left w:val="single" w:sz="6" w:space="0" w:color="CCCCCC"/>
+              <w:bottom w:val="single" w:sz="6" w:space="0" w:color="CCCCCC"/>
+              <w:right w:val="single" w:sz="6" w:space="0" w:color="CCCCCC"/>
+            </w:tcBorders>
+            <w:tcMar>
+              <w:top w:w="30" w:type="dxa"/>
+              <w:left w:w="45" w:type="dxa"/>
+              <w:bottom w:w="30" w:type="dxa"/>
+              <w:right w:w="45" w:type="dxa"/>
+            </w:tcMar>
+            <w:vAlign w:val="bottom"/>
+            <w:hideMark/>
+          </w:tcPr>
+          <w:p>
+            <w:pPr>
+              <w:widowControl/>
+              <w:rPr>
+                <w:rFonts w:ascii="Times New Roman" w:eastAsia="標楷體" w:hAnsi="Times New Roman"/>
+                <w:b/>
+                <w:bCs/>
+              </w:rPr>
+            </w:pPr>
+          </w:p>
+        </w:tc>
+        <w:tc>
+          <w:tcPr>
+            <w:tcW w:w="0" w:type="auto"/>
+            <w:tcBorders>
+              <w:top w:val="single" w:sz="6" w:space="0" w:color="CCCCCC"/>
+              <w:left w:val="single" w:sz="6" w:space="0" w:color="CCCCCC"/>
+              <w:bottom w:val="single" w:sz="6" w:space="0" w:color="CCCCCC"/>
+              <w:right w:val="single" w:sz="6" w:space="0" w:color="CCCCCC"/>
+            </w:tcBorders>
+            <w:tcMar>
+              <w:top w:w="30" w:type="dxa"/>
+              <w:left w:w="45" w:type="dxa"/>
+              <w:bottom w:w="30" w:type="dxa"/>
+              <w:right w:w="45" w:type="dxa"/>
+            </w:tcMar>
+            <w:vAlign w:val="bottom"/>
+            <w:hideMark/>
+          </w:tcPr>
+          <w:p>
+            <w:pPr>
+              <w:widowControl/>
+              <w:rPr>
+                <w:rFonts w:ascii="Times New Roman" w:eastAsia="標楷體" w:hAnsi="Times New Roman"/>
+                <w:b/>
+                <w:bCs/>
+              </w:rPr>
+            </w:pPr>
+          </w:p>
+        </w:tc>
+      </w:tr>
+      <w:tr>
+        <w:trPr>
+          <w:trHeight w:val="315"/>
+        </w:trPr>
+        <w:tc>
+          <w:tcPr>
+            <w:tcW w:w="0" w:type="auto"/>
+            <w:tcBorders>
+              <w:top w:val="single" w:sz="6" w:space="0" w:color="CCCCCC"/>
+              <w:left w:val="single" w:sz="6" w:space="0" w:color="CCCCCC"/>
+              <w:bottom w:val="single" w:sz="6" w:space="0" w:color="CCCCCC"/>
+              <w:right w:val="single" w:sz="6" w:space="0" w:color="CCCCCC"/>
+            </w:tcBorders>
+            <w:tcMar>
+              <w:top w:w="30" w:type="dxa"/>
+              <w:left w:w="45" w:type="dxa"/>
+              <w:bottom w:w="30" w:type="dxa"/>
+              <w:right w:w="45" w:type="dxa"/>
+            </w:tcMar>
+            <w:vAlign w:val="bottom"/>
+            <w:hideMark/>
+          </w:tcPr>
+          <w:p>
+            <w:pPr>
+              <w:widowControl/>
+              <w:rPr>
+                <w:rFonts w:ascii="Times New Roman" w:eastAsia="標楷體" w:hAnsi="Times New Roman"/>
+                <w:b/>
+                <w:bCs/>
+              </w:rPr>
+            </w:pPr>
+            <w:r>
+              <w:rPr>
+                <w:rFonts w:ascii="Times New Roman" w:eastAsia="標楷體" w:hAnsi="Times New Roman"/>
+                <w:b/>
+                <w:bCs/>
+              </w:rPr>
+              <w:t>user_authority</w:t>
+            </w:r>
+          </w:p>
+        </w:tc>
+        <w:tc>
+          <w:tcPr>
+            <w:tcW w:w="0" w:type="auto"/>
+            <w:tcBorders>
+              <w:top w:val="single" w:sz="6" w:space="0" w:color="CCCCCC"/>
+              <w:left w:val="single" w:sz="6" w:space="0" w:color="CCCCCC"/>
+              <w:bottom w:val="single" w:sz="6" w:space="0" w:color="CCCCCC"/>
+              <w:right w:val="single" w:sz="6" w:space="0" w:color="CCCCCC"/>
+            </w:tcBorders>
+            <w:tcMar>
+              <w:top w:w="30" w:type="dxa"/>
+              <w:left w:w="45" w:type="dxa"/>
+              <w:bottom w:w="30" w:type="dxa"/>
+              <w:right w:w="45" w:type="dxa"/>
+            </w:tcMar>
+            <w:vAlign w:val="bottom"/>
+            <w:hideMark/>
+          </w:tcPr>
+          <w:p>
+            <w:pPr>
+              <w:widowControl/>
+              <w:rPr>
+                <w:rFonts w:ascii="Times New Roman" w:eastAsia="標楷體" w:hAnsi="Times New Roman"/>
+                <w:b/>
+                <w:bCs/>
+              </w:rPr>
+            </w:pPr>
+            <w:r>
+              <w:rPr>
+                <w:rFonts w:ascii="Times New Roman" w:eastAsia="標楷體" w:hAnsi="Times New Roman"/>
+                <w:b/>
+                <w:bCs/>
+              </w:rPr>
+              <w:t>使用者權限</w:t>
+            </w:r>
+          </w:p>
+        </w:tc>
+        <w:tc>
+          <w:tcPr>
+            <w:tcW w:w="0" w:type="auto"/>
+            <w:tcBorders>
+              <w:top w:val="single" w:sz="6" w:space="0" w:color="CCCCCC"/>
+              <w:left w:val="single" w:sz="6" w:space="0" w:color="CCCCCC"/>
+              <w:bottom w:val="single" w:sz="6" w:space="0" w:color="CCCCCC"/>
+              <w:right w:val="single" w:sz="6" w:space="0" w:color="CCCCCC"/>
+            </w:tcBorders>
+            <w:tcMar>
+              <w:top w:w="30" w:type="dxa"/>
+              <w:left w:w="45" w:type="dxa"/>
+              <w:bottom w:w="30" w:type="dxa"/>
+              <w:right w:w="45" w:type="dxa"/>
+            </w:tcMar>
+            <w:vAlign w:val="bottom"/>
+            <w:hideMark/>
+          </w:tcPr>
+          <w:p>
+            <w:pPr>
+              <w:widowControl/>
+              <w:rPr>
+                <w:rFonts w:ascii="Times New Roman" w:eastAsia="標楷體" w:hAnsi="Times New Roman"/>
+                <w:b/>
+                <w:bCs/>
+              </w:rPr>
+            </w:pPr>
+            <w:r>
+              <w:rPr>
+                <w:rFonts w:ascii="Times New Roman" w:eastAsia="標楷體" w:hAnsi="Times New Roman"/>
+                <w:b/>
+                <w:bCs/>
+              </w:rPr>
+              <w:t>ENUM</w:t>
+            </w:r>
+          </w:p>
+        </w:tc>
+        <w:tc>
+          <w:tcPr>
+            <w:tcW w:w="0" w:type="auto"/>
+            <w:tcBorders>
+              <w:top w:val="single" w:sz="6" w:space="0" w:color="CCCCCC"/>
+              <w:left w:val="single" w:sz="6" w:space="0" w:color="CCCCCC"/>
+              <w:bottom w:val="single" w:sz="6" w:space="0" w:color="CCCCCC"/>
+              <w:right w:val="single" w:sz="6" w:space="0" w:color="CCCCCC"/>
+            </w:tcBorders>
+            <w:tcMar>
+              <w:top w:w="30" w:type="dxa"/>
+              <w:left w:w="45" w:type="dxa"/>
+              <w:bottom w:w="30" w:type="dxa"/>
+              <w:right w:w="45" w:type="dxa"/>
+            </w:tcMar>
+            <w:vAlign w:val="bottom"/>
+            <w:hideMark/>
+          </w:tcPr>
+          <w:p>
+            <w:pPr>
+              <w:widowControl/>
+              <w:rPr>
+                <w:rFonts w:ascii="Times New Roman" w:eastAsia="標楷體" w:hAnsi="Times New Roman"/>
+                <w:b/>
+                <w:bCs/>
+              </w:rPr>
+            </w:pPr>
+          </w:p>
+        </w:tc>
+        <w:tc>
+          <w:tcPr>
+            <w:tcW w:w="0" w:type="auto"/>
+            <w:tcBorders>
+              <w:top w:val="single" w:sz="6" w:space="0" w:color="CCCCCC"/>
+              <w:left w:val="single" w:sz="6" w:space="0" w:color="CCCCCC"/>
+              <w:bottom w:val="single" w:sz="6" w:space="0" w:color="CCCCCC"/>
+              <w:right w:val="single" w:sz="6" w:space="0" w:color="CCCCCC"/>
+            </w:tcBorders>
+            <w:tcMar>
+              <w:top w:w="30" w:type="dxa"/>
+              <w:left w:w="45" w:type="dxa"/>
+              <w:bottom w:w="30" w:type="dxa"/>
+              <w:right w:w="45" w:type="dxa"/>
+            </w:tcMar>
+            <w:vAlign w:val="bottom"/>
+            <w:hideMark/>
+          </w:tcPr>
+          <w:p>
+            <w:pPr>
+              <w:widowControl/>
+              <w:rPr>
+                <w:rFonts w:ascii="Times New Roman" w:eastAsia="標楷體" w:hAnsi="Times New Roman"/>
+                <w:b/>
+                <w:bCs/>
+              </w:rPr>
+            </w:pPr>
+            <w:r>
+              <w:rPr>
+                <w:rFonts w:ascii="Segoe UI Symbol" w:eastAsia="標楷體" w:hAnsi="Segoe UI Symbol" w:cs="Segoe UI Symbol"/>
+                <w:b/>
+                <w:bCs/>
+              </w:rPr>
+              <w:t>✓</w:t>
+            </w:r>
+          </w:p>
+        </w:tc>
+        <w:tc>
+          <w:tcPr>
+            <w:tcW w:w="0" w:type="auto"/>
+            <w:tcBorders>
+              <w:top w:val="single" w:sz="6" w:space="0" w:color="CCCCCC"/>
+              <w:left w:val="single" w:sz="6" w:space="0" w:color="CCCCCC"/>
+              <w:bottom w:val="single" w:sz="6" w:space="0" w:color="CCCCCC"/>
+              <w:right w:val="single" w:sz="6" w:space="0" w:color="CCCCCC"/>
+            </w:tcBorders>
+            <w:tcMar>
+              <w:top w:w="30" w:type="dxa"/>
+              <w:left w:w="45" w:type="dxa"/>
+              <w:bottom w:w="30" w:type="dxa"/>
+              <w:right w:w="45" w:type="dxa"/>
+            </w:tcMar>
+            <w:vAlign w:val="bottom"/>
+            <w:hideMark/>
+          </w:tcPr>
+          <w:p>
+            <w:pPr>
+              <w:widowControl/>
+              <w:rPr>
+                <w:rFonts w:ascii="Times New Roman" w:eastAsia="標楷體" w:hAnsi="Times New Roman"/>
+                <w:b/>
+                <w:bCs/>
+              </w:rPr>
+            </w:pPr>
+          </w:p>
+        </w:tc>
+        <w:tc>
+          <w:tcPr>
+            <w:tcW w:w="0" w:type="auto"/>
+            <w:tcBorders>
+              <w:top w:val="single" w:sz="6" w:space="0" w:color="CCCCCC"/>
+              <w:left w:val="single" w:sz="6" w:space="0" w:color="CCCCCC"/>
+              <w:bottom w:val="single" w:sz="6" w:space="0" w:color="CCCCCC"/>
+              <w:right w:val="single" w:sz="6" w:space="0" w:color="CCCCCC"/>
+            </w:tcBorders>
+            <w:tcMar>
+              <w:top w:w="30" w:type="dxa"/>
+              <w:left w:w="45" w:type="dxa"/>
+              <w:bottom w:w="30" w:type="dxa"/>
+              <w:right w:w="45" w:type="dxa"/>
+            </w:tcMar>
+            <w:vAlign w:val="bottom"/>
+            <w:hideMark/>
+          </w:tcPr>
+          <w:p>
+            <w:pPr>
+              <w:widowControl/>
+              <w:rPr>
+                <w:rFonts w:ascii="Times New Roman" w:eastAsia="標楷體" w:hAnsi="Times New Roman"/>
+                <w:b/>
+                <w:bCs/>
+              </w:rPr>
+            </w:pPr>
+          </w:p>
+        </w:tc>
+        <w:tc>
+          <w:tcPr>
+            <w:tcW w:w="0" w:type="auto"/>
+            <w:tcBorders>
+              <w:top w:val="single" w:sz="6" w:space="0" w:color="CCCCCC"/>
+              <w:left w:val="single" w:sz="6" w:space="0" w:color="CCCCCC"/>
+              <w:bottom w:val="single" w:sz="6" w:space="0" w:color="CCCCCC"/>
+              <w:right w:val="single" w:sz="6" w:space="0" w:color="CCCCCC"/>
+            </w:tcBorders>
+            <w:tcMar>
+              <w:top w:w="30" w:type="dxa"/>
+              <w:left w:w="45" w:type="dxa"/>
+              <w:bottom w:w="30" w:type="dxa"/>
+              <w:right w:w="45" w:type="dxa"/>
+            </w:tcMar>
+            <w:vAlign w:val="bottom"/>
+            <w:hideMark/>
+          </w:tcPr>
+          <w:p>
+            <w:pPr>
+              <w:widowControl/>
+              <w:rPr>
+                <w:rFonts w:ascii="Times New Roman" w:eastAsia="標楷體" w:hAnsi="Times New Roman"/>
+                <w:b/>
+                <w:bCs/>
+              </w:rPr>
+            </w:pPr>
+          </w:p>
+        </w:tc>
+      </w:tr>
+      <w:tr>
+        <w:trPr>
+          <w:trHeight w:val="315"/>
+        </w:trPr>
+        <w:tc>
+          <w:tcPr>
+            <w:tcW w:w="0" w:type="auto"/>
+            <w:tcBorders>
+              <w:top w:val="single" w:sz="6" w:space="0" w:color="CCCCCC"/>
+              <w:left w:val="single" w:sz="6" w:space="0" w:color="CCCCCC"/>
+              <w:bottom w:val="single" w:sz="6" w:space="0" w:color="CCCCCC"/>
+              <w:right w:val="single" w:sz="6" w:space="0" w:color="CCCCCC"/>
+            </w:tcBorders>
+            <w:tcMar>
+              <w:top w:w="30" w:type="dxa"/>
+              <w:left w:w="45" w:type="dxa"/>
+              <w:bottom w:w="30" w:type="dxa"/>
+              <w:right w:w="45" w:type="dxa"/>
+            </w:tcMar>
+            <w:vAlign w:val="bottom"/>
+            <w:hideMark/>
+          </w:tcPr>
+          <w:p>
+            <w:pPr>
+              <w:widowControl/>
+              <w:rPr>
+                <w:rFonts w:ascii="Times New Roman" w:eastAsia="標楷體" w:hAnsi="Times New Roman"/>
+                <w:b/>
+                <w:bCs/>
+              </w:rPr>
+            </w:pPr>
+            <w:r>
+              <w:rPr>
+                <w:rFonts w:ascii="Times New Roman" w:eastAsia="標楷體" w:hAnsi="Times New Roman"/>
+                <w:b/>
+                <w:bCs/>
+              </w:rPr>
+              <w:t>payment_channel</w:t>
+            </w:r>
+          </w:p>
+        </w:tc>
+        <w:tc>
+          <w:tcPr>
+            <w:tcW w:w="0" w:type="auto"/>
+            <w:tcBorders>
+              <w:top w:val="single" w:sz="6" w:space="0" w:color="CCCCCC"/>
+              <w:left w:val="single" w:sz="6" w:space="0" w:color="CCCCCC"/>
+              <w:bottom w:val="single" w:sz="6" w:space="0" w:color="CCCCCC"/>
+              <w:right w:val="single" w:sz="6" w:space="0" w:color="CCCCCC"/>
+            </w:tcBorders>
+            <w:tcMar>
+              <w:top w:w="30" w:type="dxa"/>
+              <w:left w:w="45" w:type="dxa"/>
+              <w:bottom w:w="30" w:type="dxa"/>
+              <w:right w:w="45" w:type="dxa"/>
+            </w:tcMar>
+            <w:vAlign w:val="bottom"/>
+            <w:hideMark/>
+          </w:tcPr>
+          <w:p>
+            <w:pPr>
+              <w:widowControl/>
+              <w:rPr>
+                <w:rFonts w:ascii="Times New Roman" w:eastAsia="標楷體" w:hAnsi="Times New Roman"/>
+                <w:b/>
+                <w:bCs/>
+              </w:rPr>
+            </w:pPr>
+            <w:r>
+              <w:rPr>
+                <w:rFonts w:ascii="Times New Roman" w:eastAsia="標楷體" w:hAnsi="Times New Roman"/>
+                <w:b/>
+                <w:bCs/>
+              </w:rPr>
+              <w:t>支付管道</w:t>
+            </w:r>
+          </w:p>
+        </w:tc>
+        <w:tc>
+          <w:tcPr>
+            <w:tcW w:w="0" w:type="auto"/>
+            <w:tcBorders>
+              <w:top w:val="single" w:sz="6" w:space="0" w:color="CCCCCC"/>
+              <w:left w:val="single" w:sz="6" w:space="0" w:color="CCCCCC"/>
+              <w:bottom w:val="single" w:sz="6" w:space="0" w:color="CCCCCC"/>
+              <w:right w:val="single" w:sz="6" w:space="0" w:color="CCCCCC"/>
+            </w:tcBorders>
+            <w:tcMar>
+              <w:top w:w="30" w:type="dxa"/>
+              <w:left w:w="45" w:type="dxa"/>
+              <w:bottom w:w="30" w:type="dxa"/>
+              <w:right w:w="45" w:type="dxa"/>
+            </w:tcMar>
+            <w:vAlign w:val="bottom"/>
+            <w:hideMark/>
+          </w:tcPr>
+          <w:p>
+            <w:pPr>
+              <w:widowControl/>
+              <w:rPr>
+                <w:rFonts w:ascii="Times New Roman" w:eastAsia="標楷體" w:hAnsi="Times New Roman"/>
+                <w:b/>
+                <w:bCs/>
+              </w:rPr>
+            </w:pPr>
+            <w:r>
+              <w:rPr>
+                <w:rFonts w:ascii="Times New Roman" w:eastAsia="標楷體" w:hAnsi="Times New Roman"/>
+                <w:b/>
+                <w:bCs/>
+              </w:rPr>
+              <w:t>VARCHAR</w:t>
+            </w:r>
+          </w:p>
+        </w:tc>
+        <w:tc>
+          <w:tcPr>
+            <w:tcW w:w="0" w:type="auto"/>
+            <w:tcBorders>
+              <w:top w:val="single" w:sz="6" w:space="0" w:color="CCCCCC"/>
+              <w:left w:val="single" w:sz="6" w:space="0" w:color="CCCCCC"/>
+              <w:bottom w:val="single" w:sz="6" w:space="0" w:color="CCCCCC"/>
+              <w:right w:val="single" w:sz="6" w:space="0" w:color="CCCCCC"/>
+            </w:tcBorders>
+            <w:tcMar>
+              <w:top w:w="30" w:type="dxa"/>
+              <w:left w:w="45" w:type="dxa"/>
+              <w:bottom w:w="30" w:type="dxa"/>
+              <w:right w:w="45" w:type="dxa"/>
+            </w:tcMar>
+            <w:vAlign w:val="bottom"/>
+            <w:hideMark/>
+          </w:tcPr>
+          <w:p>
+            <w:pPr>
+              <w:widowControl/>
+              <w:rPr>
+                <w:rFonts w:ascii="Times New Roman" w:eastAsia="標楷體" w:hAnsi="Times New Roman"/>
+                <w:b/>
+                <w:bCs/>
+              </w:rPr>
+            </w:pPr>
+            <w:r>
+              <w:rPr>
+                <w:rFonts w:ascii="Times New Roman" w:eastAsia="標楷體" w:hAnsi="Times New Roman"/>
+                <w:b/>
+                <w:bCs/>
+              </w:rPr>
+              <w:t>32</w:t>
+            </w:r>
+          </w:p>
+        </w:tc>
+        <w:tc>
+          <w:tcPr>
+            <w:tcW w:w="0" w:type="auto"/>
+            <w:tcBorders>
+              <w:top w:val="single" w:sz="6" w:space="0" w:color="CCCCCC"/>
+              <w:left w:val="single" w:sz="6" w:space="0" w:color="CCCCCC"/>
+              <w:bottom w:val="single" w:sz="6" w:space="0" w:color="CCCCCC"/>
+              <w:right w:val="single" w:sz="6" w:space="0" w:color="CCCCCC"/>
+            </w:tcBorders>
+            <w:tcMar>
+              <w:top w:w="30" w:type="dxa"/>
+              <w:left w:w="45" w:type="dxa"/>
+              <w:bottom w:w="30" w:type="dxa"/>
+              <w:right w:w="45" w:type="dxa"/>
+            </w:tcMar>
+            <w:vAlign w:val="bottom"/>
+            <w:hideMark/>
+          </w:tcPr>
+          <w:p>
+            <w:pPr>
+              <w:widowControl/>
+              <w:rPr>
+                <w:rFonts w:ascii="Times New Roman" w:eastAsia="標楷體" w:hAnsi="Times New Roman"/>
+                <w:b/>
+                <w:bCs/>
+              </w:rPr>
+            </w:pPr>
+          </w:p>
+        </w:tc>
+        <w:tc>
+          <w:tcPr>
+            <w:tcW w:w="0" w:type="auto"/>
+            <w:tcBorders>
+              <w:top w:val="single" w:sz="6" w:space="0" w:color="CCCCCC"/>
+              <w:left w:val="single" w:sz="6" w:space="0" w:color="CCCCCC"/>
+              <w:bottom w:val="single" w:sz="6" w:space="0" w:color="CCCCCC"/>
+              <w:right w:val="single" w:sz="6" w:space="0" w:color="CCCCCC"/>
+            </w:tcBorders>
+            <w:tcMar>
+              <w:top w:w="30" w:type="dxa"/>
+              <w:left w:w="45" w:type="dxa"/>
+              <w:bottom w:w="30" w:type="dxa"/>
+              <w:right w:w="45" w:type="dxa"/>
+            </w:tcMar>
+            <w:vAlign w:val="bottom"/>
+            <w:hideMark/>
+          </w:tcPr>
+          <w:p>
+            <w:pPr>
+              <w:widowControl/>
+              <w:rPr>
+                <w:rFonts w:ascii="Times New Roman" w:eastAsia="標楷體" w:hAnsi="Times New Roman"/>
+                <w:b/>
+                <w:bCs/>
+              </w:rPr>
+            </w:pPr>
+          </w:p>
+        </w:tc>
+        <w:tc>
+          <w:tcPr>
+            <w:tcW w:w="0" w:type="auto"/>
+            <w:tcBorders>
+              <w:top w:val="single" w:sz="6" w:space="0" w:color="CCCCCC"/>
+              <w:left w:val="single" w:sz="6" w:space="0" w:color="CCCCCC"/>
+              <w:bottom w:val="single" w:sz="6" w:space="0" w:color="CCCCCC"/>
+              <w:right w:val="single" w:sz="6" w:space="0" w:color="CCCCCC"/>
+            </w:tcBorders>
+            <w:tcMar>
+              <w:top w:w="30" w:type="dxa"/>
+              <w:left w:w="45" w:type="dxa"/>
+              <w:bottom w:w="30" w:type="dxa"/>
+              <w:right w:w="45" w:type="dxa"/>
+            </w:tcMar>
+            <w:vAlign w:val="bottom"/>
+            <w:hideMark/>
+          </w:tcPr>
+          <w:p>
+            <w:pPr>
+              <w:widowControl/>
+              <w:rPr>
+                <w:rFonts w:ascii="Times New Roman" w:eastAsia="標楷體" w:hAnsi="Times New Roman"/>
+                <w:b/>
+                <w:bCs/>
+              </w:rPr>
+            </w:pPr>
+          </w:p>
+        </w:tc>
+        <w:tc>
+          <w:tcPr>
+            <w:tcW w:w="0" w:type="auto"/>
+            <w:tcBorders>
+              <w:top w:val="single" w:sz="6" w:space="0" w:color="CCCCCC"/>
+              <w:left w:val="single" w:sz="6" w:space="0" w:color="CCCCCC"/>
+              <w:bottom w:val="single" w:sz="6" w:space="0" w:color="CCCCCC"/>
+              <w:right w:val="single" w:sz="6" w:space="0" w:color="CCCCCC"/>
+            </w:tcBorders>
+            <w:tcMar>
+              <w:top w:w="30" w:type="dxa"/>
+              <w:left w:w="45" w:type="dxa"/>
+              <w:bottom w:w="30" w:type="dxa"/>
+              <w:right w:w="45" w:type="dxa"/>
+            </w:tcMar>
+            <w:vAlign w:val="bottom"/>
+            <w:hideMark/>
+          </w:tcPr>
+          <w:p>
+            <w:pPr>
+              <w:widowControl/>
+              <w:rPr>
+                <w:rFonts w:ascii="Times New Roman" w:eastAsia="標楷體" w:hAnsi="Times New Roman"/>
+                <w:b/>
+                <w:bCs/>
+              </w:rPr>
+            </w:pPr>
+          </w:p>
+        </w:tc>
+      </w:tr>
+      <w:tr>
+        <w:trPr>
+          <w:trHeight w:val="315"/>
+        </w:trPr>
+        <w:tc>
+          <w:tcPr>
+            <w:tcW w:w="0" w:type="auto"/>
+            <w:tcBorders>
+              <w:top w:val="single" w:sz="6" w:space="0" w:color="CCCCCC"/>
+              <w:left w:val="single" w:sz="6" w:space="0" w:color="CCCCCC"/>
+              <w:bottom w:val="single" w:sz="6" w:space="0" w:color="CCCCCC"/>
+              <w:right w:val="single" w:sz="6" w:space="0" w:color="CCCCCC"/>
+            </w:tcBorders>
+            <w:tcMar>
+              <w:top w:w="30" w:type="dxa"/>
+              <w:left w:w="45" w:type="dxa"/>
+              <w:bottom w:w="30" w:type="dxa"/>
+              <w:right w:w="45" w:type="dxa"/>
+            </w:tcMar>
+            <w:vAlign w:val="bottom"/>
+            <w:hideMark/>
+          </w:tcPr>
+          <w:p>
+            <w:pPr>
+              <w:widowControl/>
+              <w:rPr>
+                <w:rFonts w:ascii="Times New Roman" w:eastAsia="標楷體" w:hAnsi="Times New Roman"/>
+                <w:b/>
+                <w:bCs/>
+              </w:rPr>
+            </w:pPr>
+            <w:r>
+              <w:rPr>
+                <w:rFonts w:ascii="Times New Roman" w:eastAsia="標楷體" w:hAnsi="Times New Roman"/>
+                <w:b/>
+                <w:bCs/>
+              </w:rPr>
+              <w:t>register_platform</w:t>
+            </w:r>
+          </w:p>
+        </w:tc>
+        <w:tc>
+          <w:tcPr>
+            <w:tcW w:w="0" w:type="auto"/>
+            <w:tcBorders>
+              <w:top w:val="single" w:sz="6" w:space="0" w:color="CCCCCC"/>
+              <w:left w:val="single" w:sz="6" w:space="0" w:color="CCCCCC"/>
+              <w:bottom w:val="single" w:sz="6" w:space="0" w:color="CCCCCC"/>
+              <w:right w:val="single" w:sz="6" w:space="0" w:color="CCCCCC"/>
+            </w:tcBorders>
+            <w:tcMar>
+              <w:top w:w="30" w:type="dxa"/>
+              <w:left w:w="45" w:type="dxa"/>
+              <w:bottom w:w="30" w:type="dxa"/>
+              <w:right w:w="45" w:type="dxa"/>
+            </w:tcMar>
+            <w:vAlign w:val="bottom"/>
+            <w:hideMark/>
+          </w:tcPr>
+          <w:p>
+            <w:pPr>
+              <w:widowControl/>
+              <w:rPr>
+                <w:rFonts w:ascii="Times New Roman" w:eastAsia="標楷體" w:hAnsi="Times New Roman"/>
+                <w:b/>
+                <w:bCs/>
+              </w:rPr>
+            </w:pPr>
+            <w:r>
+              <w:rPr>
+                <w:rFonts w:ascii="Times New Roman" w:eastAsia="標楷體" w:hAnsi="Times New Roman"/>
+                <w:b/>
+                <w:bCs/>
+              </w:rPr>
+              <w:t>註冊平台</w:t>
+            </w:r>
+          </w:p>
+        </w:tc>
+        <w:tc>
+          <w:tcPr>
+            <w:tcW w:w="0" w:type="auto"/>
+            <w:tcBorders>
+              <w:top w:val="single" w:sz="6" w:space="0" w:color="CCCCCC"/>
+              <w:left w:val="single" w:sz="6" w:space="0" w:color="CCCCCC"/>
+              <w:bottom w:val="single" w:sz="6" w:space="0" w:color="CCCCCC"/>
+              <w:right w:val="single" w:sz="6" w:space="0" w:color="CCCCCC"/>
+            </w:tcBorders>
+            <w:tcMar>
+              <w:top w:w="30" w:type="dxa"/>
+              <w:left w:w="45" w:type="dxa"/>
+              <w:bottom w:w="30" w:type="dxa"/>
+              <w:right w:w="45" w:type="dxa"/>
+            </w:tcMar>
+            <w:vAlign w:val="bottom"/>
+            <w:hideMark/>
+          </w:tcPr>
+          <w:p>
+            <w:pPr>
+              <w:widowControl/>
+              <w:rPr>
+                <w:rFonts w:ascii="Times New Roman" w:eastAsia="標楷體" w:hAnsi="Times New Roman"/>
+                <w:b/>
+                <w:bCs/>
+              </w:rPr>
+            </w:pPr>
+            <w:r>
+              <w:rPr>
+                <w:rFonts w:ascii="Times New Roman" w:eastAsia="標楷體" w:hAnsi="Times New Roman"/>
+                <w:b/>
+                <w:bCs/>
+              </w:rPr>
+              <w:t>ENUM</w:t>
+            </w:r>
+          </w:p>
+        </w:tc>
+        <w:tc>
+          <w:tcPr>
+            <w:tcW w:w="0" w:type="auto"/>
+            <w:tcBorders>
+              <w:top w:val="single" w:sz="6" w:space="0" w:color="CCCCCC"/>
+              <w:left w:val="single" w:sz="6" w:space="0" w:color="CCCCCC"/>
+              <w:bottom w:val="single" w:sz="6" w:space="0" w:color="CCCCCC"/>
+              <w:right w:val="single" w:sz="6" w:space="0" w:color="CCCCCC"/>
+            </w:tcBorders>
+            <w:tcMar>
+              <w:top w:w="30" w:type="dxa"/>
+              <w:left w:w="45" w:type="dxa"/>
+              <w:bottom w:w="30" w:type="dxa"/>
+              <w:right w:w="45" w:type="dxa"/>
+            </w:tcMar>
+            <w:vAlign w:val="bottom"/>
+            <w:hideMark/>
+          </w:tcPr>
+          <w:p>
+            <w:pPr>
+              <w:widowControl/>
+              <w:rPr>
+                <w:rFonts w:ascii="Times New Roman" w:eastAsia="標楷體" w:hAnsi="Times New Roman"/>
+                <w:b/>
+                <w:bCs/>
+              </w:rPr>
+            </w:pPr>
+          </w:p>
+        </w:tc>
+        <w:tc>
+          <w:tcPr>
+            <w:tcW w:w="0" w:type="auto"/>
+            <w:tcBorders>
+              <w:top w:val="single" w:sz="6" w:space="0" w:color="CCCCCC"/>
+              <w:left w:val="single" w:sz="6" w:space="0" w:color="CCCCCC"/>
+              <w:bottom w:val="single" w:sz="6" w:space="0" w:color="CCCCCC"/>
+              <w:right w:val="single" w:sz="6" w:space="0" w:color="CCCCCC"/>
+            </w:tcBorders>
+            <w:tcMar>
+              <w:top w:w="30" w:type="dxa"/>
+              <w:left w:w="45" w:type="dxa"/>
+              <w:bottom w:w="30" w:type="dxa"/>
+              <w:right w:w="45" w:type="dxa"/>
+            </w:tcMar>
+            <w:vAlign w:val="bottom"/>
+            <w:hideMark/>
+          </w:tcPr>
+          <w:p>
+            <w:pPr>
+              <w:widowControl/>
+              <w:rPr>
+                <w:rFonts w:ascii="Times New Roman" w:eastAsia="標楷體" w:hAnsi="Times New Roman"/>
+                <w:b/>
+                <w:bCs/>
+              </w:rPr>
+            </w:pPr>
+          </w:p>
+        </w:tc>
+        <w:tc>
+          <w:tcPr>
+            <w:tcW w:w="0" w:type="auto"/>
+            <w:tcBorders>
+              <w:top w:val="single" w:sz="6" w:space="0" w:color="CCCCCC"/>
+              <w:left w:val="single" w:sz="6" w:space="0" w:color="CCCCCC"/>
+              <w:bottom w:val="single" w:sz="6" w:space="0" w:color="CCCCCC"/>
+              <w:right w:val="single" w:sz="6" w:space="0" w:color="CCCCCC"/>
+            </w:tcBorders>
+            <w:tcMar>
+              <w:top w:w="30" w:type="dxa"/>
+              <w:left w:w="45" w:type="dxa"/>
+              <w:bottom w:w="30" w:type="dxa"/>
+              <w:right w:w="45" w:type="dxa"/>
+            </w:tcMar>
+            <w:vAlign w:val="bottom"/>
+            <w:hideMark/>
+          </w:tcPr>
+          <w:p>
+            <w:pPr>
+              <w:widowControl/>
+              <w:rPr>
+                <w:rFonts w:ascii="Times New Roman" w:eastAsia="標楷體" w:hAnsi="Times New Roman"/>
+                <w:b/>
+                <w:bCs/>
+              </w:rPr>
+            </w:pPr>
+          </w:p>
+        </w:tc>
+        <w:tc>
+          <w:tcPr>
+            <w:tcW w:w="0" w:type="auto"/>
+            <w:tcBorders>
+              <w:top w:val="single" w:sz="6" w:space="0" w:color="CCCCCC"/>
+              <w:left w:val="single" w:sz="6" w:space="0" w:color="CCCCCC"/>
+              <w:bottom w:val="single" w:sz="6" w:space="0" w:color="CCCCCC"/>
+              <w:right w:val="single" w:sz="6" w:space="0" w:color="CCCCCC"/>
+            </w:tcBorders>
+            <w:tcMar>
+              <w:top w:w="30" w:type="dxa"/>
+              <w:left w:w="45" w:type="dxa"/>
+              <w:bottom w:w="30" w:type="dxa"/>
+              <w:right w:w="45" w:type="dxa"/>
+            </w:tcMar>
+            <w:vAlign w:val="bottom"/>
+            <w:hideMark/>
+          </w:tcPr>
+          <w:p>
+            <w:pPr>
+              <w:widowControl/>
+              <w:rPr>
+                <w:rFonts w:ascii="Times New Roman" w:eastAsia="標楷體" w:hAnsi="Times New Roman"/>
+                <w:b/>
+                <w:bCs/>
+              </w:rPr>
+            </w:pPr>
+          </w:p>
+        </w:tc>
+        <w:tc>
+          <w:tcPr>
+            <w:tcW w:w="0" w:type="auto"/>
+            <w:tcBorders>
+              <w:top w:val="single" w:sz="6" w:space="0" w:color="CCCCCC"/>
+              <w:left w:val="single" w:sz="6" w:space="0" w:color="CCCCCC"/>
+              <w:bottom w:val="single" w:sz="6" w:space="0" w:color="CCCCCC"/>
+              <w:right w:val="single" w:sz="6" w:space="0" w:color="CCCCCC"/>
+            </w:tcBorders>
+            <w:tcMar>
+              <w:top w:w="30" w:type="dxa"/>
+              <w:left w:w="45" w:type="dxa"/>
+              <w:bottom w:w="30" w:type="dxa"/>
+              <w:right w:w="45" w:type="dxa"/>
+            </w:tcMar>
+            <w:vAlign w:val="bottom"/>
+            <w:hideMark/>
+          </w:tcPr>
+          <w:p>
+            <w:pPr>
+              <w:widowControl/>
+              <w:rPr>
+                <w:rFonts w:ascii="Times New Roman" w:eastAsia="標楷體" w:hAnsi="Times New Roman"/>
+                <w:b/>
+                <w:bCs/>
+              </w:rPr>
+            </w:pPr>
+          </w:p>
+        </w:tc>
+      </w:tr>
+    </w:tbl>
+    <w:p>
+      <w:pPr>
+        <w:widowControl/>
+        <w:rPr>
+          <w:rFonts w:ascii="Times New Roman" w:eastAsia="標楷體" w:hAnsi="Times New Roman"/>
+          <w:b/>
+          <w:bCs/>
+        </w:rPr>
+      </w:pPr>
     </w:p>
     <w:sectPr>
       <w:pgSz w:w="11906" w:h="16838"/>
@@ -3968,7 +6552,6 @@
   <w:style w:type="character" w:default="1" w:styleId="a0">
     <w:name w:val="Default Paragraph Font"/>
     <w:uiPriority w:val="1"/>
-    <w:semiHidden/>
     <w:unhideWhenUsed/>
   </w:style>
   <w:style w:type="table" w:default="1" w:styleId="a1">

--- a/Documents/Chapter 8.docx
+++ b/Documents/Chapter 8.docx
@@ -50,6 +50,7 @@
           <w:rFonts w:ascii="Times New Roman" w:eastAsia="標楷體" w:hAnsi="Times New Roman"/>
           <w:b/>
           <w:bCs/>
+          <w:noProof/>
         </w:rPr>
         <w:drawing>
           <wp:inline distT="0" distB="0" distL="0" distR="0" wp14:anchorId="1C963F1D" wp14:editId="4DFEB298">
@@ -2709,6 +2710,16 @@
         <w:widowControl/>
         <w:rPr>
           <w:rFonts w:ascii="Times New Roman" w:eastAsia="標楷體" w:hAnsi="Times New Roman"/>
+          <w:b/>
+          <w:bCs/>
+        </w:rPr>
+      </w:pPr>
+    </w:p>
+    <w:p>
+      <w:pPr>
+        <w:widowControl/>
+        <w:rPr>
+          <w:rFonts w:ascii="Times New Roman" w:eastAsia="標楷體" w:hAnsi="Times New Roman" w:hint="eastAsia"/>
           <w:b/>
           <w:bCs/>
         </w:rPr>
@@ -6552,6 +6563,7 @@
   <w:style w:type="character" w:default="1" w:styleId="a0">
     <w:name w:val="Default Paragraph Font"/>
     <w:uiPriority w:val="1"/>
+    <w:semiHidden/>
     <w:unhideWhenUsed/>
   </w:style>
   <w:style w:type="table" w:default="1" w:styleId="a1">
